--- a/3C. Práctica. Gestión de una base de datos.docx
+++ b/3C. Práctica. Gestión de una base de datos.docx
@@ -1,6 +1,6 @@
 
 <file path=word/document.xml><?xml version="1.0" encoding="utf-8"?>
-<w:document xmlns:wpc="http://schemas.microsoft.com/office/word/2010/wordprocessingCanvas" xmlns:cx="http://schemas.microsoft.com/office/drawing/2014/chartex" xmlns:cx1="http://schemas.microsoft.com/office/drawing/2015/9/8/chartex" xmlns:cx2="http://schemas.microsoft.com/office/drawing/2015/10/21/chartex" xmlns:cx3="http://schemas.microsoft.com/office/drawing/2016/5/9/chartex" xmlns:cx4="http://schemas.microsoft.com/office/drawing/2016/5/10/chartex" xmlns:cx5="http://schemas.microsoft.com/office/drawing/2016/5/11/chartex" xmlns:cx6="http://schemas.microsoft.com/office/drawing/2016/5/12/chartex" xmlns:cx7="http://schemas.microsoft.com/office/drawing/2016/5/13/chartex" xmlns:cx8="http://schemas.microsoft.com/office/drawing/2016/5/14/chartex" xmlns:mc="http://schemas.openxmlformats.org/markup-compatibility/2006" xmlns:aink="http://schemas.microsoft.com/office/drawing/2016/ink" xmlns:am3d="http://schemas.microsoft.com/office/drawing/2017/model3d" xmlns:o="urn:schemas-microsoft-com:office:office" xmlns:r="http://schemas.openxmlformats.org/officeDocument/2006/relationships" xmlns:m="http://schemas.openxmlformats.org/officeDocument/2006/math" xmlns:v="urn:schemas-microsoft-com:vml" xmlns:wp14="http://schemas.microsoft.com/office/word/2010/wordprocessingDrawing" xmlns:wp="http://schemas.openxmlformats.org/drawingml/2006/wordprocessingDrawing" xmlns:w10="urn:schemas-microsoft-com:office:word" xmlns:w="http://schemas.openxmlformats.org/wordprocessingml/2006/main" xmlns:w14="http://schemas.microsoft.com/office/word/2010/wordml" xmlns:w15="http://schemas.microsoft.com/office/word/2012/wordml" xmlns:w16cex="http://schemas.microsoft.com/office/word/2018/wordml/cex" xmlns:w16cid="http://schemas.microsoft.com/office/word/2016/wordml/cid" xmlns:w16="http://schemas.microsoft.com/office/word/2018/wordml" xmlns:w16sdtdh="http://schemas.microsoft.com/office/word/2020/wordml/sdtdatahash" xmlns:w16se="http://schemas.microsoft.com/office/word/2015/wordml/symex" xmlns:wpg="http://schemas.microsoft.com/office/word/2010/wordprocessingGroup" xmlns:wpi="http://schemas.microsoft.com/office/word/2010/wordprocessingInk" xmlns:wne="http://schemas.microsoft.com/office/word/2006/wordml" xmlns:wps="http://schemas.microsoft.com/office/word/2010/wordprocessingShape" mc:Ignorable="w14 w15 w16se w16cid w16 w16cex w16sdtdh wp14">
+<w:document xmlns:wpc="http://schemas.microsoft.com/office/word/2010/wordprocessingCanvas" xmlns:cx="http://schemas.microsoft.com/office/drawing/2014/chartex" xmlns:cx1="http://schemas.microsoft.com/office/drawing/2015/9/8/chartex" xmlns:cx2="http://schemas.microsoft.com/office/drawing/2015/10/21/chartex" xmlns:cx3="http://schemas.microsoft.com/office/drawing/2016/5/9/chartex" xmlns:cx4="http://schemas.microsoft.com/office/drawing/2016/5/10/chartex" xmlns:cx5="http://schemas.microsoft.com/office/drawing/2016/5/11/chartex" xmlns:cx6="http://schemas.microsoft.com/office/drawing/2016/5/12/chartex" xmlns:cx7="http://schemas.microsoft.com/office/drawing/2016/5/13/chartex" xmlns:cx8="http://schemas.microsoft.com/office/drawing/2016/5/14/chartex" xmlns:mc="http://schemas.openxmlformats.org/markup-compatibility/2006" xmlns:aink="http://schemas.microsoft.com/office/drawing/2016/ink" xmlns:am3d="http://schemas.microsoft.com/office/drawing/2017/model3d" xmlns:o="urn:schemas-microsoft-com:office:office" xmlns:oel="http://schemas.microsoft.com/office/2019/extlst" xmlns:r="http://schemas.openxmlformats.org/officeDocument/2006/relationships" xmlns:m="http://schemas.openxmlformats.org/officeDocument/2006/math" xmlns:v="urn:schemas-microsoft-com:vml" xmlns:wp14="http://schemas.microsoft.com/office/word/2010/wordprocessingDrawing" xmlns:wp="http://schemas.openxmlformats.org/drawingml/2006/wordprocessingDrawing" xmlns:w10="urn:schemas-microsoft-com:office:word" xmlns:w="http://schemas.openxmlformats.org/wordprocessingml/2006/main" xmlns:w14="http://schemas.microsoft.com/office/word/2010/wordml" xmlns:w15="http://schemas.microsoft.com/office/word/2012/wordml" xmlns:w16cex="http://schemas.microsoft.com/office/word/2018/wordml/cex" xmlns:w16cid="http://schemas.microsoft.com/office/word/2016/wordml/cid" xmlns:w16="http://schemas.microsoft.com/office/word/2018/wordml" xmlns:w16sdtdh="http://schemas.microsoft.com/office/word/2020/wordml/sdtdatahash" xmlns:w16se="http://schemas.microsoft.com/office/word/2015/wordml/symex" xmlns:wpg="http://schemas.microsoft.com/office/word/2010/wordprocessingGroup" xmlns:wpi="http://schemas.microsoft.com/office/word/2010/wordprocessingInk" xmlns:wne="http://schemas.microsoft.com/office/word/2006/wordml" xmlns:wps="http://schemas.microsoft.com/office/word/2010/wordprocessingShape" mc:Ignorable="w14 w15 w16se w16cid w16 w16cex w16sdtdh wp14">
   <w:body>
     <w:tbl>
       <w:tblPr>
@@ -1071,19 +1071,7 @@
                 <w:szCs w:val="20"/>
                 <w:lang w:eastAsia="es-MX"/>
               </w:rPr>
-              <w:t>2</w:t>
-            </w:r>
-            <w:r>
-              <w:rPr>
-                <w:rFonts w:ascii="Calibri" w:eastAsia="Times New Roman" w:hAnsi="Calibri" w:cs="Calibri"/>
-                <w:b/>
-                <w:bCs/>
-                <w:color w:val="000000"/>
-                <w:sz w:val="20"/>
-                <w:szCs w:val="20"/>
-                <w:lang w:eastAsia="es-MX"/>
-              </w:rPr>
-              <w:t>9</w:t>
+              <w:t>31</w:t>
             </w:r>
             <w:r>
               <w:rPr>
@@ -1223,8 +1211,8 @@
         </w:tc>
         <w:tc>
           <w:tcPr>
-            <w:tcW w:w="4141" w:type="dxa"/>
-            <w:gridSpan w:val="2"/>
+            <w:tcW w:w="8235" w:type="dxa"/>
+            <w:gridSpan w:val="4"/>
             <w:tcBorders>
               <w:top w:val="nil"/>
               <w:left w:val="nil"/>
@@ -1239,6 +1227,14 @@
           <w:p>
             <w:pPr>
               <w:spacing w:after="0" w:line="240" w:lineRule="auto"/>
+              <w:rPr>
+                <w:rFonts w:ascii="Times New Roman" w:eastAsia="Times New Roman" w:hAnsi="Times New Roman" w:cs="Times New Roman"/>
+                <w:sz w:val="20"/>
+                <w:szCs w:val="20"/>
+                <w:lang w:eastAsia="es-MX"/>
+              </w:rPr>
+            </w:pPr>
+            <w:r>
               <w:rPr>
                 <w:rFonts w:ascii="Calibri" w:eastAsia="Times New Roman" w:hAnsi="Calibri" w:cs="Calibri"/>
                 <w:b/>
@@ -1246,7 +1242,8 @@
                 <w:color w:val="000000"/>
                 <w:lang w:eastAsia="es-MX"/>
               </w:rPr>
-            </w:pPr>
+              <w:t xml:space="preserve">Semana </w:t>
+            </w:r>
             <w:r>
               <w:rPr>
                 <w:rFonts w:ascii="Calibri" w:eastAsia="Times New Roman" w:hAnsi="Calibri" w:cs="Calibri"/>
@@ -1255,7 +1252,7 @@
                 <w:color w:val="000000"/>
                 <w:lang w:eastAsia="es-MX"/>
               </w:rPr>
-              <w:t xml:space="preserve">Semana </w:t>
+              <w:t>8</w:t>
             </w:r>
             <w:r>
               <w:rPr>
@@ -1265,7 +1262,7 @@
                 <w:color w:val="000000"/>
                 <w:lang w:eastAsia="es-MX"/>
               </w:rPr>
-              <w:t>8</w:t>
+              <w:t xml:space="preserve">. </w:t>
             </w:r>
             <w:r>
               <w:rPr>
@@ -1275,7 +1272,7 @@
                 <w:color w:val="000000"/>
                 <w:lang w:eastAsia="es-MX"/>
               </w:rPr>
-              <w:t>. A</w:t>
+              <w:t>Práctica 3C. Gestión de una base de datos</w:t>
             </w:r>
             <w:r>
               <w:rPr>
@@ -1285,102 +1282,8 @@
                 <w:color w:val="000000"/>
                 <w:lang w:eastAsia="es-MX"/>
               </w:rPr>
-              <w:t>vance A</w:t>
-            </w:r>
-            <w:r>
-              <w:rPr>
-                <w:rFonts w:ascii="Calibri" w:eastAsia="Times New Roman" w:hAnsi="Calibri" w:cs="Calibri"/>
-                <w:b/>
-                <w:bCs/>
-                <w:color w:val="000000"/>
-                <w:lang w:eastAsia="es-MX"/>
-              </w:rPr>
-              <w:t xml:space="preserve">ctividad </w:t>
-            </w:r>
-            <w:r>
-              <w:rPr>
-                <w:rFonts w:ascii="Calibri" w:eastAsia="Times New Roman" w:hAnsi="Calibri" w:cs="Calibri"/>
-                <w:b/>
-                <w:bCs/>
-                <w:color w:val="000000"/>
-                <w:lang w:eastAsia="es-MX"/>
-              </w:rPr>
-              <w:t>3</w:t>
-            </w:r>
-            <w:r>
-              <w:rPr>
-                <w:rFonts w:ascii="Calibri" w:eastAsia="Times New Roman" w:hAnsi="Calibri" w:cs="Calibri"/>
-                <w:b/>
-                <w:bCs/>
-                <w:color w:val="000000"/>
-                <w:lang w:eastAsia="es-MX"/>
-              </w:rPr>
-              <w:t>C</w:t>
-            </w:r>
-            <w:r>
-              <w:rPr>
-                <w:rFonts w:ascii="Calibri" w:eastAsia="Times New Roman" w:hAnsi="Calibri" w:cs="Calibri"/>
-                <w:b/>
-                <w:bCs/>
-                <w:color w:val="000000"/>
-                <w:lang w:eastAsia="es-MX"/>
-              </w:rPr>
               <w:t>.</w:t>
             </w:r>
-          </w:p>
-        </w:tc>
-        <w:tc>
-          <w:tcPr>
-            <w:tcW w:w="2047" w:type="dxa"/>
-            <w:tcBorders>
-              <w:top w:val="nil"/>
-              <w:left w:val="nil"/>
-              <w:bottom w:val="nil"/>
-              <w:right w:val="nil"/>
-            </w:tcBorders>
-            <w:shd w:val="clear" w:color="auto" w:fill="auto"/>
-            <w:noWrap/>
-            <w:vAlign w:val="bottom"/>
-            <w:hideMark/>
-          </w:tcPr>
-          <w:p>
-            <w:pPr>
-              <w:spacing w:after="0" w:line="240" w:lineRule="auto"/>
-              <w:rPr>
-                <w:rFonts w:ascii="Calibri" w:eastAsia="Times New Roman" w:hAnsi="Calibri" w:cs="Calibri"/>
-                <w:b/>
-                <w:bCs/>
-                <w:color w:val="000000"/>
-                <w:lang w:eastAsia="es-MX"/>
-              </w:rPr>
-            </w:pPr>
-          </w:p>
-        </w:tc>
-        <w:tc>
-          <w:tcPr>
-            <w:tcW w:w="2047" w:type="dxa"/>
-            <w:tcBorders>
-              <w:top w:val="nil"/>
-              <w:left w:val="nil"/>
-              <w:bottom w:val="nil"/>
-              <w:right w:val="nil"/>
-            </w:tcBorders>
-            <w:shd w:val="clear" w:color="auto" w:fill="auto"/>
-            <w:noWrap/>
-            <w:vAlign w:val="bottom"/>
-            <w:hideMark/>
-          </w:tcPr>
-          <w:p>
-            <w:pPr>
-              <w:spacing w:after="0" w:line="240" w:lineRule="auto"/>
-              <w:jc w:val="center"/>
-              <w:rPr>
-                <w:rFonts w:ascii="Times New Roman" w:eastAsia="Times New Roman" w:hAnsi="Times New Roman" w:cs="Times New Roman"/>
-                <w:sz w:val="20"/>
-                <w:szCs w:val="20"/>
-                <w:lang w:eastAsia="es-MX"/>
-              </w:rPr>
-            </w:pPr>
           </w:p>
         </w:tc>
         <w:tc>
@@ -2264,7 +2167,7 @@
           </w:p>
           <w:p>
             <w:pPr>
-              <w:pStyle w:val="Prrafodelista"/>
+              <w:pStyle w:val="ListParagraph"/>
               <w:numPr>
                 <w:ilvl w:val="0"/>
                 <w:numId w:val="20"/>
@@ -2278,7 +2181,6 @@
                 <w:lang w:eastAsia="es-MX"/>
               </w:rPr>
             </w:pPr>
-            <w:proofErr w:type="spellStart"/>
             <w:r>
               <w:rPr>
                 <w:rFonts w:ascii="Calibri" w:eastAsia="Times New Roman" w:hAnsi="Calibri" w:cs="Calibri"/>
@@ -2289,11 +2191,10 @@
               </w:rPr>
               <w:t>docker-compose.yml</w:t>
             </w:r>
-            <w:proofErr w:type="spellEnd"/>
-          </w:p>
-          <w:p>
-            <w:pPr>
-              <w:pStyle w:val="Prrafodelista"/>
+          </w:p>
+          <w:p>
+            <w:pPr>
+              <w:pStyle w:val="ListParagraph"/>
               <w:numPr>
                 <w:ilvl w:val="0"/>
                 <w:numId w:val="20"/>
@@ -2307,7 +2208,6 @@
                 <w:lang w:eastAsia="es-MX"/>
               </w:rPr>
             </w:pPr>
-            <w:proofErr w:type="spellStart"/>
             <w:r>
               <w:rPr>
                 <w:rFonts w:ascii="Calibri" w:eastAsia="Times New Roman" w:hAnsi="Calibri" w:cs="Calibri"/>
@@ -2318,11 +2218,10 @@
               </w:rPr>
               <w:t>Dockerfile</w:t>
             </w:r>
-            <w:proofErr w:type="spellEnd"/>
-          </w:p>
-          <w:p>
-            <w:pPr>
-              <w:pStyle w:val="Prrafodelista"/>
+          </w:p>
+          <w:p>
+            <w:pPr>
+              <w:pStyle w:val="ListParagraph"/>
               <w:numPr>
                 <w:ilvl w:val="0"/>
                 <w:numId w:val="20"/>
@@ -2336,7 +2235,6 @@
                 <w:lang w:eastAsia="es-MX"/>
               </w:rPr>
             </w:pPr>
-            <w:proofErr w:type="spellStart"/>
             <w:r>
               <w:rPr>
                 <w:rFonts w:ascii="Calibri" w:eastAsia="Times New Roman" w:hAnsi="Calibri" w:cs="Calibri"/>
@@ -2347,11 +2245,10 @@
               </w:rPr>
               <w:t>save_data.sql</w:t>
             </w:r>
-            <w:proofErr w:type="spellEnd"/>
-          </w:p>
-          <w:p>
-            <w:pPr>
-              <w:pStyle w:val="Prrafodelista"/>
+          </w:p>
+          <w:p>
+            <w:pPr>
+              <w:pStyle w:val="ListParagraph"/>
               <w:numPr>
                 <w:ilvl w:val="0"/>
                 <w:numId w:val="20"/>
@@ -2365,7 +2262,6 @@
                 <w:lang w:eastAsia="es-MX"/>
               </w:rPr>
             </w:pPr>
-            <w:proofErr w:type="spellStart"/>
             <w:r>
               <w:rPr>
                 <w:rFonts w:ascii="Calibri" w:eastAsia="Times New Roman" w:hAnsi="Calibri" w:cs="Calibri"/>
@@ -2376,7 +2272,6 @@
               </w:rPr>
               <w:t>init.sql</w:t>
             </w:r>
-            <w:proofErr w:type="spellEnd"/>
           </w:p>
           <w:p>
             <w:pPr>
@@ -2405,6 +2300,7 @@
             <w:r>
               <w:rPr>
                 <w:rFonts w:ascii="Calibri" w:eastAsia="Times New Roman" w:hAnsi="Calibri" w:cs="Calibri"/>
+                <w:noProof/>
                 <w:color w:val="000000"/>
                 <w:sz w:val="20"/>
                 <w:szCs w:val="20"/>
@@ -3164,7 +3060,7 @@
           </w:tcPr>
           <w:p>
             <w:pPr>
-              <w:pStyle w:val="Prrafodelista"/>
+              <w:pStyle w:val="ListParagraph"/>
               <w:numPr>
                 <w:ilvl w:val="0"/>
                 <w:numId w:val="10"/>
@@ -3195,7 +3091,7 @@
           </w:p>
           <w:p>
             <w:pPr>
-              <w:pStyle w:val="Prrafodelista"/>
+              <w:pStyle w:val="ListParagraph"/>
               <w:spacing w:after="0" w:line="240" w:lineRule="auto"/>
               <w:rPr>
                 <w:rFonts w:eastAsia="Times New Roman" w:cstheme="minorHAnsi"/>
@@ -3268,7 +3164,7 @@
           </w:p>
           <w:p>
             <w:pPr>
-              <w:pStyle w:val="Prrafodelista"/>
+              <w:pStyle w:val="ListParagraph"/>
               <w:numPr>
                 <w:ilvl w:val="0"/>
                 <w:numId w:val="22"/>
@@ -3291,19 +3187,8 @@
                 <w:szCs w:val="20"/>
                 <w:lang w:eastAsia="es-MX"/>
               </w:rPr>
-              <w:t>Creación de</w:t>
-            </w:r>
-            <w:r>
-              <w:rPr>
-                <w:rFonts w:eastAsia="Times New Roman" w:cstheme="minorHAnsi"/>
-                <w:color w:val="000000"/>
-                <w:sz w:val="20"/>
-                <w:szCs w:val="20"/>
-                <w:lang w:eastAsia="es-MX"/>
-              </w:rPr>
-              <w:t xml:space="preserve">l </w:t>
-            </w:r>
-            <w:proofErr w:type="spellStart"/>
+              <w:t xml:space="preserve">Creación del </w:t>
+            </w:r>
             <w:r>
               <w:rPr>
                 <w:rFonts w:eastAsia="Times New Roman" w:cstheme="minorHAnsi"/>
@@ -3316,7 +3201,6 @@
               </w:rPr>
               <w:t>docker-compose.yml</w:t>
             </w:r>
-            <w:proofErr w:type="spellEnd"/>
             <w:r>
               <w:rPr>
                 <w:rFonts w:eastAsia="Times New Roman" w:cstheme="minorHAnsi"/>
@@ -3343,6 +3227,7 @@
             <w:r>
               <w:rPr>
                 <w:rFonts w:ascii="Calibri" w:eastAsia="Times New Roman" w:hAnsi="Calibri" w:cs="Calibri"/>
+                <w:noProof/>
                 <w:color w:val="000000"/>
                 <w:sz w:val="20"/>
                 <w:szCs w:val="20"/>
@@ -3400,7 +3285,7 @@
           </w:p>
           <w:p>
             <w:pPr>
-              <w:pStyle w:val="Prrafodelista"/>
+              <w:pStyle w:val="ListParagraph"/>
               <w:numPr>
                 <w:ilvl w:val="0"/>
                 <w:numId w:val="22"/>
@@ -3425,7 +3310,6 @@
               </w:rPr>
               <w:t xml:space="preserve">Creación del </w:t>
             </w:r>
-            <w:proofErr w:type="spellStart"/>
             <w:r>
               <w:rPr>
                 <w:rFonts w:eastAsia="Times New Roman" w:cstheme="minorHAnsi"/>
@@ -3438,7 +3322,6 @@
               </w:rPr>
               <w:t>Dockerfile</w:t>
             </w:r>
-            <w:proofErr w:type="spellEnd"/>
             <w:r>
               <w:rPr>
                 <w:rFonts w:eastAsia="Times New Roman" w:cstheme="minorHAnsi"/>
@@ -3465,6 +3348,7 @@
             <w:r>
               <w:rPr>
                 <w:rFonts w:eastAsia="Times New Roman" w:cstheme="minorHAnsi"/>
+                <w:noProof/>
                 <w:color w:val="000000"/>
                 <w:sz w:val="20"/>
                 <w:szCs w:val="20"/>
@@ -3522,7 +3406,7 @@
           </w:p>
           <w:p>
             <w:pPr>
-              <w:pStyle w:val="Prrafodelista"/>
+              <w:pStyle w:val="ListParagraph"/>
               <w:numPr>
                 <w:ilvl w:val="0"/>
                 <w:numId w:val="22"/>
@@ -3547,7 +3431,6 @@
               </w:rPr>
               <w:t xml:space="preserve">Creación del </w:t>
             </w:r>
-            <w:proofErr w:type="spellStart"/>
             <w:r>
               <w:rPr>
                 <w:rFonts w:eastAsia="Times New Roman" w:cstheme="minorHAnsi"/>
@@ -3560,7 +3443,6 @@
               </w:rPr>
               <w:t>init.sql</w:t>
             </w:r>
-            <w:proofErr w:type="spellEnd"/>
             <w:r>
               <w:rPr>
                 <w:rFonts w:eastAsia="Times New Roman" w:cstheme="minorHAnsi"/>
@@ -3587,6 +3469,7 @@
             <w:r>
               <w:rPr>
                 <w:rFonts w:eastAsia="Times New Roman" w:cstheme="minorHAnsi"/>
+                <w:noProof/>
                 <w:color w:val="000000"/>
                 <w:sz w:val="20"/>
                 <w:szCs w:val="20"/>
@@ -3645,7 +3528,7 @@
           </w:p>
           <w:p>
             <w:pPr>
-              <w:pStyle w:val="Prrafodelista"/>
+              <w:pStyle w:val="ListParagraph"/>
               <w:numPr>
                 <w:ilvl w:val="0"/>
                 <w:numId w:val="22"/>
@@ -3670,7 +3553,6 @@
               </w:rPr>
               <w:t xml:space="preserve">Creación del </w:t>
             </w:r>
-            <w:proofErr w:type="spellStart"/>
             <w:r>
               <w:rPr>
                 <w:rFonts w:eastAsia="Times New Roman" w:cstheme="minorHAnsi"/>
@@ -3683,7 +3565,6 @@
               </w:rPr>
               <w:t>save_data.sql</w:t>
             </w:r>
-            <w:proofErr w:type="spellEnd"/>
             <w:r>
               <w:rPr>
                 <w:rFonts w:eastAsia="Times New Roman" w:cstheme="minorHAnsi"/>
@@ -3710,6 +3591,7 @@
             <w:r>
               <w:rPr>
                 <w:rFonts w:eastAsia="Times New Roman" w:cstheme="minorHAnsi"/>
+                <w:noProof/>
                 <w:color w:val="000000"/>
                 <w:sz w:val="20"/>
                 <w:szCs w:val="20"/>
@@ -3767,6 +3649,7 @@
             <w:r>
               <w:rPr>
                 <w:rFonts w:eastAsia="Times New Roman" w:cstheme="minorHAnsi"/>
+                <w:noProof/>
                 <w:color w:val="000000"/>
                 <w:sz w:val="20"/>
                 <w:szCs w:val="20"/>
@@ -3825,7 +3708,7 @@
           </w:p>
           <w:p>
             <w:pPr>
-              <w:pStyle w:val="Prrafodelista"/>
+              <w:pStyle w:val="ListParagraph"/>
               <w:numPr>
                 <w:ilvl w:val="0"/>
                 <w:numId w:val="22"/>
@@ -3903,7 +3786,7 @@
           </w:p>
           <w:p>
             <w:pPr>
-              <w:pStyle w:val="Prrafodelista"/>
+              <w:pStyle w:val="ListParagraph"/>
               <w:spacing w:after="0" w:line="240" w:lineRule="auto"/>
               <w:ind w:left="1410"/>
               <w:rPr>
@@ -3916,7 +3799,6 @@
                 <w:lang w:eastAsia="es-MX"/>
               </w:rPr>
             </w:pPr>
-            <w:proofErr w:type="spellStart"/>
             <w:r>
               <w:rPr>
                 <w:rFonts w:eastAsia="Times New Roman" w:cstheme="minorHAnsi"/>
@@ -3927,37 +3809,24 @@
                 <w:szCs w:val="20"/>
                 <w:lang w:eastAsia="es-MX"/>
               </w:rPr>
-              <w:t>docker-compose</w:t>
-            </w:r>
-            <w:proofErr w:type="spellEnd"/>
-            <w:r>
+              <w:t>docker-compose up -d</w:t>
+            </w:r>
+          </w:p>
+          <w:p>
+            <w:pPr>
+              <w:spacing w:after="0" w:line="240" w:lineRule="auto"/>
               <w:rPr>
                 <w:rFonts w:eastAsia="Times New Roman" w:cstheme="minorHAnsi"/>
-                <w:b/>
-                <w:bCs/>
-                <w:color w:val="000000"/>
-                <w:sz w:val="20"/>
-                <w:szCs w:val="20"/>
-                <w:lang w:eastAsia="es-MX"/>
-              </w:rPr>
-              <w:t xml:space="preserve"> up -d</w:t>
-            </w:r>
-          </w:p>
-          <w:p>
-            <w:pPr>
-              <w:spacing w:after="0" w:line="240" w:lineRule="auto"/>
-              <w:rPr>
-                <w:rFonts w:eastAsia="Times New Roman" w:cstheme="minorHAnsi"/>
-                <w:color w:val="000000"/>
-                <w:sz w:val="20"/>
-                <w:szCs w:val="20"/>
-                <w:lang w:eastAsia="es-MX"/>
-              </w:rPr>
-            </w:pPr>
-          </w:p>
-          <w:p>
-            <w:pPr>
-              <w:pStyle w:val="Prrafodelista"/>
+                <w:color w:val="000000"/>
+                <w:sz w:val="20"/>
+                <w:szCs w:val="20"/>
+                <w:lang w:eastAsia="es-MX"/>
+              </w:rPr>
+            </w:pPr>
+          </w:p>
+          <w:p>
+            <w:pPr>
+              <w:pStyle w:val="ListParagraph"/>
               <w:numPr>
                 <w:ilvl w:val="0"/>
                 <w:numId w:val="22"/>
@@ -4035,7 +3904,7 @@
           </w:p>
           <w:p>
             <w:pPr>
-              <w:pStyle w:val="Prrafodelista"/>
+              <w:pStyle w:val="ListParagraph"/>
               <w:spacing w:after="0" w:line="240" w:lineRule="auto"/>
               <w:ind w:left="1410"/>
               <w:rPr>
@@ -4045,10 +3914,9 @@
                 <w:color w:val="000000"/>
                 <w:sz w:val="20"/>
                 <w:szCs w:val="20"/>
-                <w:lang w:eastAsia="es-MX"/>
-              </w:rPr>
-            </w:pPr>
-            <w:proofErr w:type="spellStart"/>
+                <w:lang w:val="en-US" w:eastAsia="es-MX"/>
+              </w:rPr>
+            </w:pPr>
             <w:r>
               <w:rPr>
                 <w:rFonts w:eastAsia="Times New Roman" w:cstheme="minorHAnsi"/>
@@ -4057,12 +3925,16 @@
                 <w:color w:val="000000"/>
                 <w:sz w:val="20"/>
                 <w:szCs w:val="20"/>
-                <w:lang w:eastAsia="es-MX"/>
-              </w:rPr>
-              <w:t>docker</w:t>
-            </w:r>
-            <w:proofErr w:type="spellEnd"/>
-            <w:r>
+                <w:lang w:val="en-US" w:eastAsia="es-MX"/>
+              </w:rPr>
+              <w:t>docker exec -it ContDBpractMod3 bash</w:t>
+            </w:r>
+          </w:p>
+          <w:p>
+            <w:pPr>
+              <w:pStyle w:val="ListParagraph"/>
+              <w:spacing w:after="0" w:line="240" w:lineRule="auto"/>
+              <w:ind w:left="1410"/>
               <w:rPr>
                 <w:rFonts w:eastAsia="Times New Roman" w:cstheme="minorHAnsi"/>
                 <w:b/>
@@ -4070,11 +3942,9 @@
                 <w:color w:val="000000"/>
                 <w:sz w:val="20"/>
                 <w:szCs w:val="20"/>
-                <w:lang w:eastAsia="es-MX"/>
-              </w:rPr>
-              <w:t xml:space="preserve"> </w:t>
-            </w:r>
-            <w:proofErr w:type="spellStart"/>
+                <w:lang w:val="en-US" w:eastAsia="es-MX"/>
+              </w:rPr>
+            </w:pPr>
             <w:r>
               <w:rPr>
                 <w:rFonts w:eastAsia="Times New Roman" w:cstheme="minorHAnsi"/>
@@ -4083,12 +3953,16 @@
                 <w:color w:val="000000"/>
                 <w:sz w:val="20"/>
                 <w:szCs w:val="20"/>
-                <w:lang w:eastAsia="es-MX"/>
-              </w:rPr>
-              <w:t>exec</w:t>
-            </w:r>
-            <w:proofErr w:type="spellEnd"/>
-            <w:r>
+                <w:lang w:val="en-US" w:eastAsia="es-MX"/>
+              </w:rPr>
+              <w:t>psql -U Admin -d credenciales</w:t>
+            </w:r>
+          </w:p>
+          <w:p>
+            <w:pPr>
+              <w:pStyle w:val="ListParagraph"/>
+              <w:spacing w:after="0" w:line="240" w:lineRule="auto"/>
+              <w:ind w:left="1410"/>
               <w:rPr>
                 <w:rFonts w:eastAsia="Times New Roman" w:cstheme="minorHAnsi"/>
                 <w:b/>
@@ -4098,9 +3972,7 @@
                 <w:szCs w:val="20"/>
                 <w:lang w:eastAsia="es-MX"/>
               </w:rPr>
-              <w:t xml:space="preserve"> -</w:t>
-            </w:r>
-            <w:proofErr w:type="spellStart"/>
+            </w:pPr>
             <w:r>
               <w:rPr>
                 <w:rFonts w:eastAsia="Times New Roman" w:cstheme="minorHAnsi"/>
@@ -4111,216 +3983,94 @@
                 <w:szCs w:val="20"/>
                 <w:lang w:eastAsia="es-MX"/>
               </w:rPr>
-              <w:t>it</w:t>
-            </w:r>
-            <w:proofErr w:type="spellEnd"/>
-            <w:r>
+              <w:t>SELECT * FROM usuarios;</w:t>
+            </w:r>
+          </w:p>
+          <w:p>
+            <w:pPr>
+              <w:pStyle w:val="ListParagraph"/>
+              <w:spacing w:after="0" w:line="240" w:lineRule="auto"/>
+              <w:ind w:left="1410"/>
               <w:rPr>
                 <w:rFonts w:eastAsia="Times New Roman" w:cstheme="minorHAnsi"/>
-                <w:b/>
-                <w:bCs/>
-                <w:color w:val="000000"/>
-                <w:sz w:val="20"/>
-                <w:szCs w:val="20"/>
-                <w:lang w:eastAsia="es-MX"/>
-              </w:rPr>
-              <w:t xml:space="preserve"> ContDBpractMod3 </w:t>
-            </w:r>
-            <w:proofErr w:type="spellStart"/>
-            <w:r>
+                <w:color w:val="000000"/>
+                <w:sz w:val="20"/>
+                <w:szCs w:val="20"/>
+                <w:lang w:eastAsia="es-MX"/>
+              </w:rPr>
+            </w:pPr>
+          </w:p>
+          <w:p>
+            <w:pPr>
+              <w:pStyle w:val="ListParagraph"/>
+              <w:spacing w:after="0" w:line="240" w:lineRule="auto"/>
+              <w:ind w:left="1410"/>
               <w:rPr>
                 <w:rFonts w:eastAsia="Times New Roman" w:cstheme="minorHAnsi"/>
-                <w:b/>
-                <w:bCs/>
-                <w:color w:val="000000"/>
-                <w:sz w:val="20"/>
-                <w:szCs w:val="20"/>
-                <w:lang w:eastAsia="es-MX"/>
-              </w:rPr>
-              <w:t>bash</w:t>
-            </w:r>
-            <w:proofErr w:type="spellEnd"/>
-          </w:p>
-          <w:p>
-            <w:pPr>
-              <w:pStyle w:val="Prrafodelista"/>
+                <w:color w:val="000000"/>
+                <w:sz w:val="20"/>
+                <w:szCs w:val="20"/>
+                <w:lang w:eastAsia="es-MX"/>
+              </w:rPr>
+            </w:pPr>
+            <w:r>
+              <w:rPr>
+                <w:rFonts w:eastAsia="Times New Roman" w:cstheme="minorHAnsi"/>
+                <w:color w:val="000000"/>
+                <w:sz w:val="20"/>
+                <w:szCs w:val="20"/>
+                <w:lang w:eastAsia="es-MX"/>
+              </w:rPr>
+              <w:t>En est</w:t>
+            </w:r>
+            <w:r>
+              <w:rPr>
+                <w:rFonts w:eastAsia="Times New Roman" w:cstheme="minorHAnsi"/>
+                <w:color w:val="000000"/>
+                <w:sz w:val="20"/>
+                <w:szCs w:val="20"/>
+                <w:lang w:eastAsia="es-MX"/>
+              </w:rPr>
+              <w:t>e paso</w:t>
+            </w:r>
+            <w:r>
+              <w:rPr>
+                <w:rFonts w:eastAsia="Times New Roman" w:cstheme="minorHAnsi"/>
+                <w:color w:val="000000"/>
+                <w:sz w:val="20"/>
+                <w:szCs w:val="20"/>
+                <w:lang w:eastAsia="es-MX"/>
+              </w:rPr>
+              <w:t>, no se mostraban registros</w:t>
+            </w:r>
+            <w:r>
+              <w:rPr>
+                <w:rFonts w:eastAsia="Times New Roman" w:cstheme="minorHAnsi"/>
+                <w:color w:val="000000"/>
+                <w:sz w:val="20"/>
+                <w:szCs w:val="20"/>
+                <w:lang w:eastAsia="es-MX"/>
+              </w:rPr>
+              <w:t>.</w:t>
+            </w:r>
+          </w:p>
+          <w:p>
+            <w:pPr>
+              <w:pStyle w:val="ListParagraph"/>
               <w:spacing w:after="0" w:line="240" w:lineRule="auto"/>
               <w:ind w:left="1410"/>
               <w:rPr>
                 <w:rFonts w:eastAsia="Times New Roman" w:cstheme="minorHAnsi"/>
-                <w:b/>
-                <w:bCs/>
-                <w:color w:val="000000"/>
-                <w:sz w:val="20"/>
-                <w:szCs w:val="20"/>
-                <w:lang w:eastAsia="es-MX"/>
-              </w:rPr>
-            </w:pPr>
-            <w:proofErr w:type="spellStart"/>
+                <w:color w:val="000000"/>
+                <w:sz w:val="20"/>
+                <w:szCs w:val="20"/>
+                <w:lang w:eastAsia="es-MX"/>
+              </w:rPr>
+            </w:pPr>
             <w:r>
               <w:rPr>
                 <w:rFonts w:eastAsia="Times New Roman" w:cstheme="minorHAnsi"/>
-                <w:b/>
-                <w:bCs/>
-                <w:color w:val="000000"/>
-                <w:sz w:val="20"/>
-                <w:szCs w:val="20"/>
-                <w:lang w:eastAsia="es-MX"/>
-              </w:rPr>
-              <w:t>psql</w:t>
-            </w:r>
-            <w:proofErr w:type="spellEnd"/>
-            <w:r>
-              <w:rPr>
-                <w:rFonts w:eastAsia="Times New Roman" w:cstheme="minorHAnsi"/>
-                <w:b/>
-                <w:bCs/>
-                <w:color w:val="000000"/>
-                <w:sz w:val="20"/>
-                <w:szCs w:val="20"/>
-                <w:lang w:eastAsia="es-MX"/>
-              </w:rPr>
-              <w:t xml:space="preserve"> -U </w:t>
-            </w:r>
-            <w:proofErr w:type="spellStart"/>
-            <w:r>
-              <w:rPr>
-                <w:rFonts w:eastAsia="Times New Roman" w:cstheme="minorHAnsi"/>
-                <w:b/>
-                <w:bCs/>
-                <w:color w:val="000000"/>
-                <w:sz w:val="20"/>
-                <w:szCs w:val="20"/>
-                <w:lang w:eastAsia="es-MX"/>
-              </w:rPr>
-              <w:t>Admin</w:t>
-            </w:r>
-            <w:proofErr w:type="spellEnd"/>
-            <w:r>
-              <w:rPr>
-                <w:rFonts w:eastAsia="Times New Roman" w:cstheme="minorHAnsi"/>
-                <w:b/>
-                <w:bCs/>
-                <w:color w:val="000000"/>
-                <w:sz w:val="20"/>
-                <w:szCs w:val="20"/>
-                <w:lang w:eastAsia="es-MX"/>
-              </w:rPr>
-              <w:t xml:space="preserve"> -d credenciales</w:t>
-            </w:r>
-          </w:p>
-          <w:p>
-            <w:pPr>
-              <w:pStyle w:val="Prrafodelista"/>
-              <w:spacing w:after="0" w:line="240" w:lineRule="auto"/>
-              <w:ind w:left="1410"/>
-              <w:rPr>
-                <w:rFonts w:eastAsia="Times New Roman" w:cstheme="minorHAnsi"/>
-                <w:b/>
-                <w:bCs/>
-                <w:color w:val="000000"/>
-                <w:sz w:val="20"/>
-                <w:szCs w:val="20"/>
-                <w:lang w:eastAsia="es-MX"/>
-              </w:rPr>
-            </w:pPr>
-            <w:r>
-              <w:rPr>
-                <w:rFonts w:eastAsia="Times New Roman" w:cstheme="minorHAnsi"/>
-                <w:b/>
-                <w:bCs/>
-                <w:color w:val="000000"/>
-                <w:sz w:val="20"/>
-                <w:szCs w:val="20"/>
-                <w:lang w:eastAsia="es-MX"/>
-              </w:rPr>
-              <w:t>SELECT * FROM usuarios;</w:t>
-            </w:r>
-          </w:p>
-          <w:p>
-            <w:pPr>
-              <w:pStyle w:val="Prrafodelista"/>
-              <w:spacing w:after="0" w:line="240" w:lineRule="auto"/>
-              <w:ind w:left="1410"/>
-              <w:rPr>
-                <w:rFonts w:eastAsia="Times New Roman" w:cstheme="minorHAnsi"/>
-                <w:color w:val="000000"/>
-                <w:sz w:val="20"/>
-                <w:szCs w:val="20"/>
-                <w:lang w:eastAsia="es-MX"/>
-              </w:rPr>
-            </w:pPr>
-          </w:p>
-          <w:p>
-            <w:pPr>
-              <w:pStyle w:val="Prrafodelista"/>
-              <w:spacing w:after="0" w:line="240" w:lineRule="auto"/>
-              <w:ind w:left="1410"/>
-              <w:rPr>
-                <w:rFonts w:eastAsia="Times New Roman" w:cstheme="minorHAnsi"/>
-                <w:color w:val="000000"/>
-                <w:sz w:val="20"/>
-                <w:szCs w:val="20"/>
-                <w:lang w:eastAsia="es-MX"/>
-              </w:rPr>
-            </w:pPr>
-            <w:r>
-              <w:rPr>
-                <w:rFonts w:eastAsia="Times New Roman" w:cstheme="minorHAnsi"/>
-                <w:color w:val="000000"/>
-                <w:sz w:val="20"/>
-                <w:szCs w:val="20"/>
-                <w:lang w:eastAsia="es-MX"/>
-              </w:rPr>
-              <w:t>En est</w:t>
-            </w:r>
-            <w:r>
-              <w:rPr>
-                <w:rFonts w:eastAsia="Times New Roman" w:cstheme="minorHAnsi"/>
-                <w:color w:val="000000"/>
-                <w:sz w:val="20"/>
-                <w:szCs w:val="20"/>
-                <w:lang w:eastAsia="es-MX"/>
-              </w:rPr>
-              <w:t>e paso</w:t>
-            </w:r>
-            <w:r>
-              <w:rPr>
-                <w:rFonts w:eastAsia="Times New Roman" w:cstheme="minorHAnsi"/>
-                <w:color w:val="000000"/>
-                <w:sz w:val="20"/>
-                <w:szCs w:val="20"/>
-                <w:lang w:eastAsia="es-MX"/>
-              </w:rPr>
-              <w:t>, no se mostraban registros</w:t>
-            </w:r>
-            <w:r>
-              <w:rPr>
-                <w:rFonts w:eastAsia="Times New Roman" w:cstheme="minorHAnsi"/>
-                <w:color w:val="000000"/>
-                <w:sz w:val="20"/>
-                <w:szCs w:val="20"/>
-                <w:lang w:eastAsia="es-MX"/>
-              </w:rPr>
-              <w:t>.</w:t>
-            </w:r>
-          </w:p>
-          <w:p>
-            <w:pPr>
-              <w:pStyle w:val="Prrafodelista"/>
-              <w:spacing w:after="0" w:line="240" w:lineRule="auto"/>
-              <w:ind w:left="1410"/>
-              <w:rPr>
-                <w:rFonts w:eastAsia="Times New Roman" w:cstheme="minorHAnsi"/>
-                <w:color w:val="000000"/>
-                <w:sz w:val="20"/>
-                <w:szCs w:val="20"/>
-                <w:lang w:eastAsia="es-MX"/>
-              </w:rPr>
-            </w:pPr>
-            <w:r>
-              <w:rPr>
-                <w:rFonts w:eastAsia="Times New Roman" w:cstheme="minorHAnsi"/>
+                <w:noProof/>
                 <w:color w:val="000000"/>
                 <w:sz w:val="20"/>
                 <w:szCs w:val="20"/>
@@ -4365,7 +4115,7 @@
           </w:p>
           <w:p>
             <w:pPr>
-              <w:pStyle w:val="Prrafodelista"/>
+              <w:pStyle w:val="ListParagraph"/>
               <w:spacing w:after="0" w:line="240" w:lineRule="auto"/>
               <w:ind w:left="1410"/>
               <w:rPr>
@@ -4379,7 +4129,7 @@
           </w:p>
           <w:p>
             <w:pPr>
-              <w:pStyle w:val="Prrafodelista"/>
+              <w:pStyle w:val="ListParagraph"/>
               <w:spacing w:after="0" w:line="240" w:lineRule="auto"/>
               <w:ind w:left="1410"/>
               <w:rPr>
@@ -4398,9 +4148,8 @@
                 <w:szCs w:val="20"/>
                 <w:lang w:eastAsia="es-MX"/>
               </w:rPr>
-              <w:t xml:space="preserve">Al parecer no se </w:t>
-            </w:r>
-            <w:proofErr w:type="spellStart"/>
+              <w:t xml:space="preserve">Al parecer no se ejecuto de manera automática el </w:t>
+            </w:r>
             <w:r>
               <w:rPr>
                 <w:rFonts w:eastAsia="Times New Roman" w:cstheme="minorHAnsi"/>
@@ -4409,9 +4158,8 @@
                 <w:szCs w:val="20"/>
                 <w:lang w:eastAsia="es-MX"/>
               </w:rPr>
-              <w:t>ejecuto</w:t>
-            </w:r>
-            <w:proofErr w:type="spellEnd"/>
+              <w:t>script save_data.sql</w:t>
+            </w:r>
             <w:r>
               <w:rPr>
                 <w:rFonts w:eastAsia="Times New Roman" w:cstheme="minorHAnsi"/>
@@ -4420,44 +4168,12 @@
                 <w:szCs w:val="20"/>
                 <w:lang w:eastAsia="es-MX"/>
               </w:rPr>
-              <w:t xml:space="preserve"> de manera automática el </w:t>
-            </w:r>
-            <w:r>
-              <w:rPr>
-                <w:rFonts w:eastAsia="Times New Roman" w:cstheme="minorHAnsi"/>
-                <w:color w:val="000000"/>
-                <w:sz w:val="20"/>
-                <w:szCs w:val="20"/>
-                <w:lang w:eastAsia="es-MX"/>
-              </w:rPr>
-              <w:t xml:space="preserve">script </w:t>
-            </w:r>
-            <w:proofErr w:type="spellStart"/>
-            <w:r>
-              <w:rPr>
-                <w:rFonts w:eastAsia="Times New Roman" w:cstheme="minorHAnsi"/>
-                <w:color w:val="000000"/>
-                <w:sz w:val="20"/>
-                <w:szCs w:val="20"/>
-                <w:lang w:eastAsia="es-MX"/>
-              </w:rPr>
-              <w:t>save_data.sql</w:t>
-            </w:r>
-            <w:proofErr w:type="spellEnd"/>
-            <w:r>
-              <w:rPr>
-                <w:rFonts w:eastAsia="Times New Roman" w:cstheme="minorHAnsi"/>
-                <w:color w:val="000000"/>
-                <w:sz w:val="20"/>
-                <w:szCs w:val="20"/>
-                <w:lang w:eastAsia="es-MX"/>
-              </w:rPr>
               <w:t>. tuve que realizarlo de manera manual con el siguiente comando:</w:t>
             </w:r>
           </w:p>
           <w:p>
             <w:pPr>
-              <w:pStyle w:val="Prrafodelista"/>
+              <w:pStyle w:val="ListParagraph"/>
               <w:spacing w:after="0" w:line="240" w:lineRule="auto"/>
               <w:ind w:left="1410"/>
               <w:rPr>
@@ -4467,10 +4183,9 @@
                 <w:color w:val="000000"/>
                 <w:sz w:val="20"/>
                 <w:szCs w:val="20"/>
-                <w:lang w:eastAsia="es-MX"/>
-              </w:rPr>
-            </w:pPr>
-            <w:proofErr w:type="spellStart"/>
+                <w:lang w:val="en-US" w:eastAsia="es-MX"/>
+              </w:rPr>
+            </w:pPr>
             <w:r>
               <w:rPr>
                 <w:rFonts w:eastAsia="Times New Roman" w:cstheme="minorHAnsi"/>
@@ -4479,107 +4194,28 @@
                 <w:color w:val="000000"/>
                 <w:sz w:val="20"/>
                 <w:szCs w:val="20"/>
-                <w:lang w:eastAsia="es-MX"/>
-              </w:rPr>
-              <w:t>docker</w:t>
-            </w:r>
-            <w:proofErr w:type="spellEnd"/>
-            <w:r>
+                <w:lang w:val="en-US" w:eastAsia="es-MX"/>
+              </w:rPr>
+              <w:t>docker cp save_data.sql ContDBpractMod3:/save_data.sql</w:t>
+            </w:r>
+          </w:p>
+          <w:p>
+            <w:pPr>
+              <w:pStyle w:val="ListParagraph"/>
+              <w:spacing w:after="0" w:line="240" w:lineRule="auto"/>
+              <w:ind w:left="1410"/>
               <w:rPr>
                 <w:rFonts w:eastAsia="Times New Roman" w:cstheme="minorHAnsi"/>
-                <w:b/>
-                <w:bCs/>
-                <w:color w:val="000000"/>
-                <w:sz w:val="20"/>
-                <w:szCs w:val="20"/>
-                <w:lang w:eastAsia="es-MX"/>
-              </w:rPr>
-              <w:t xml:space="preserve"> </w:t>
-            </w:r>
-            <w:proofErr w:type="spellStart"/>
-            <w:r>
-              <w:rPr>
-                <w:rFonts w:eastAsia="Times New Roman" w:cstheme="minorHAnsi"/>
-                <w:b/>
-                <w:bCs/>
-                <w:color w:val="000000"/>
-                <w:sz w:val="20"/>
-                <w:szCs w:val="20"/>
-                <w:lang w:eastAsia="es-MX"/>
-              </w:rPr>
-              <w:t>cp</w:t>
-            </w:r>
-            <w:proofErr w:type="spellEnd"/>
-            <w:r>
-              <w:rPr>
-                <w:rFonts w:eastAsia="Times New Roman" w:cstheme="minorHAnsi"/>
-                <w:b/>
-                <w:bCs/>
-                <w:color w:val="000000"/>
-                <w:sz w:val="20"/>
-                <w:szCs w:val="20"/>
-                <w:lang w:eastAsia="es-MX"/>
-              </w:rPr>
-              <w:t xml:space="preserve"> </w:t>
-            </w:r>
-            <w:proofErr w:type="spellStart"/>
-            <w:r>
-              <w:rPr>
-                <w:rFonts w:eastAsia="Times New Roman" w:cstheme="minorHAnsi"/>
-                <w:b/>
-                <w:bCs/>
-                <w:color w:val="000000"/>
-                <w:sz w:val="20"/>
-                <w:szCs w:val="20"/>
-                <w:lang w:eastAsia="es-MX"/>
-              </w:rPr>
-              <w:t>save_data.sql</w:t>
-            </w:r>
-            <w:proofErr w:type="spellEnd"/>
-            <w:r>
-              <w:rPr>
-                <w:rFonts w:eastAsia="Times New Roman" w:cstheme="minorHAnsi"/>
-                <w:b/>
-                <w:bCs/>
-                <w:color w:val="000000"/>
-                <w:sz w:val="20"/>
-                <w:szCs w:val="20"/>
-                <w:lang w:eastAsia="es-MX"/>
-              </w:rPr>
-              <w:t xml:space="preserve"> ContDBpractMod3:/</w:t>
-            </w:r>
-            <w:proofErr w:type="spellStart"/>
-            <w:r>
-              <w:rPr>
-                <w:rFonts w:eastAsia="Times New Roman" w:cstheme="minorHAnsi"/>
-                <w:b/>
-                <w:bCs/>
-                <w:color w:val="000000"/>
-                <w:sz w:val="20"/>
-                <w:szCs w:val="20"/>
-                <w:lang w:eastAsia="es-MX"/>
-              </w:rPr>
-              <w:t>save_data.sql</w:t>
-            </w:r>
-            <w:proofErr w:type="spellEnd"/>
-          </w:p>
-          <w:p>
-            <w:pPr>
-              <w:pStyle w:val="Prrafodelista"/>
-              <w:spacing w:after="0" w:line="240" w:lineRule="auto"/>
-              <w:ind w:left="1410"/>
-              <w:rPr>
-                <w:rFonts w:eastAsia="Times New Roman" w:cstheme="minorHAnsi"/>
-                <w:color w:val="000000"/>
-                <w:sz w:val="20"/>
-                <w:szCs w:val="20"/>
-                <w:lang w:eastAsia="es-MX"/>
-              </w:rPr>
-            </w:pPr>
-          </w:p>
-          <w:p>
-            <w:pPr>
-              <w:pStyle w:val="Prrafodelista"/>
+                <w:color w:val="000000"/>
+                <w:sz w:val="20"/>
+                <w:szCs w:val="20"/>
+                <w:lang w:val="en-US" w:eastAsia="es-MX"/>
+              </w:rPr>
+            </w:pPr>
+          </w:p>
+          <w:p>
+            <w:pPr>
+              <w:pStyle w:val="ListParagraph"/>
               <w:numPr>
                 <w:ilvl w:val="0"/>
                 <w:numId w:val="22"/>
@@ -4639,7 +4275,7 @@
           </w:p>
           <w:p>
             <w:pPr>
-              <w:pStyle w:val="Prrafodelista"/>
+              <w:pStyle w:val="ListParagraph"/>
               <w:spacing w:after="0" w:line="240" w:lineRule="auto"/>
               <w:rPr>
                 <w:rFonts w:eastAsia="Times New Roman" w:cstheme="minorHAnsi"/>
@@ -4686,7 +4322,7 @@
           </w:p>
           <w:p>
             <w:pPr>
-              <w:pStyle w:val="Prrafodelista"/>
+              <w:pStyle w:val="ListParagraph"/>
               <w:spacing w:after="0" w:line="240" w:lineRule="auto"/>
               <w:ind w:left="1376"/>
               <w:rPr>
@@ -4740,7 +4376,7 @@
           </w:p>
           <w:p>
             <w:pPr>
-              <w:pStyle w:val="Prrafodelista"/>
+              <w:pStyle w:val="ListParagraph"/>
               <w:spacing w:after="0" w:line="240" w:lineRule="auto"/>
               <w:ind w:left="1376"/>
               <w:rPr>
@@ -4758,6 +4394,7 @@
                 <w:rFonts w:eastAsia="Times New Roman" w:cstheme="minorHAnsi"/>
                 <w:b/>
                 <w:bCs/>
+                <w:noProof/>
                 <w:color w:val="000000"/>
                 <w:sz w:val="20"/>
                 <w:szCs w:val="20"/>
@@ -4953,7 +4590,7 @@
           </w:p>
           <w:p>
             <w:pPr>
-              <w:pStyle w:val="Prrafodelista"/>
+              <w:pStyle w:val="ListParagraph"/>
               <w:numPr>
                 <w:ilvl w:val="0"/>
                 <w:numId w:val="10"/>
@@ -4979,7 +4616,7 @@
                 <w:szCs w:val="24"/>
                 <w:lang w:eastAsia="es-MX"/>
               </w:rPr>
-              <w:t>Conclusiones</w:t>
+              <w:t>Etapa 2</w:t>
             </w:r>
             <w:r>
               <w:rPr>
@@ -4991,270 +4628,901 @@
                 <w:szCs w:val="24"/>
                 <w:lang w:eastAsia="es-MX"/>
               </w:rPr>
+              <w:t xml:space="preserve">. </w:t>
+            </w:r>
+            <w:r>
+              <w:t xml:space="preserve"> </w:t>
+            </w:r>
+            <w:r>
+              <w:rPr>
+                <w:rFonts w:ascii="Calibri" w:eastAsia="Times New Roman" w:hAnsi="Calibri" w:cs="Calibri"/>
+                <w:b/>
+                <w:bCs/>
+                <w:color w:val="000000"/>
+                <w:sz w:val="24"/>
+                <w:szCs w:val="24"/>
+                <w:lang w:eastAsia="es-MX"/>
+              </w:rPr>
+              <w:t>Transacciones a la Base de Datos</w:t>
+            </w:r>
+            <w:r>
+              <w:rPr>
+                <w:rFonts w:ascii="Calibri" w:eastAsia="Times New Roman" w:hAnsi="Calibri" w:cs="Calibri"/>
+                <w:b/>
+                <w:bCs/>
+                <w:color w:val="000000"/>
+                <w:sz w:val="24"/>
+                <w:szCs w:val="24"/>
+                <w:lang w:eastAsia="es-MX"/>
+              </w:rPr>
               <w:t>.</w:t>
             </w:r>
           </w:p>
           <w:p>
             <w:pPr>
-              <w:pStyle w:val="Prrafodelista"/>
               <w:numPr>
                 <w:ilvl w:val="0"/>
                 <w:numId w:val="19"/>
               </w:numPr>
               <w:spacing w:after="0" w:line="240" w:lineRule="auto"/>
-              <w:ind w:left="1092" w:hanging="337"/>
-              <w:rPr>
-                <w:rFonts w:eastAsia="Times New Roman" w:cstheme="minorHAnsi"/>
-                <w:color w:val="000000"/>
-                <w:sz w:val="20"/>
-                <w:szCs w:val="20"/>
-                <w:lang w:eastAsia="es-MX"/>
-              </w:rPr>
-            </w:pPr>
-            <w:r>
-              <w:rPr>
-                <w:rFonts w:eastAsia="Times New Roman" w:cstheme="minorHAnsi"/>
-                <w:color w:val="000000"/>
-                <w:sz w:val="20"/>
-                <w:szCs w:val="20"/>
-                <w:lang w:eastAsia="es-MX"/>
-              </w:rPr>
-              <w:t xml:space="preserve">Esta </w:t>
-            </w:r>
-            <w:r>
-              <w:rPr>
-                <w:rFonts w:eastAsia="Times New Roman" w:cstheme="minorHAnsi"/>
-                <w:color w:val="000000"/>
-                <w:sz w:val="20"/>
-                <w:szCs w:val="20"/>
-                <w:lang w:eastAsia="es-MX"/>
-              </w:rPr>
-              <w:t>práctica</w:t>
-            </w:r>
-            <w:r>
-              <w:rPr>
-                <w:rFonts w:eastAsia="Times New Roman" w:cstheme="minorHAnsi"/>
-                <w:color w:val="000000"/>
-                <w:sz w:val="20"/>
-                <w:szCs w:val="20"/>
-                <w:lang w:eastAsia="es-MX"/>
-              </w:rPr>
-              <w:t xml:space="preserve"> me</w:t>
-            </w:r>
-            <w:r>
-              <w:rPr>
-                <w:rFonts w:eastAsia="Times New Roman" w:cstheme="minorHAnsi"/>
-                <w:color w:val="000000"/>
-                <w:sz w:val="20"/>
-                <w:szCs w:val="20"/>
-                <w:lang w:eastAsia="es-MX"/>
-              </w:rPr>
-              <w:t xml:space="preserve"> permitió comprender </w:t>
-            </w:r>
-            <w:r>
-              <w:rPr>
-                <w:rFonts w:eastAsia="Times New Roman" w:cstheme="minorHAnsi"/>
-                <w:color w:val="000000"/>
-                <w:sz w:val="20"/>
-                <w:szCs w:val="20"/>
-                <w:lang w:eastAsia="es-MX"/>
-              </w:rPr>
-              <w:t xml:space="preserve">de mejor manera </w:t>
-            </w:r>
-            <w:r>
-              <w:rPr>
-                <w:rFonts w:eastAsia="Times New Roman" w:cstheme="minorHAnsi"/>
-                <w:color w:val="000000"/>
-                <w:sz w:val="20"/>
-                <w:szCs w:val="20"/>
-                <w:lang w:eastAsia="es-MX"/>
-              </w:rPr>
-              <w:t>c</w:t>
-            </w:r>
-            <w:r>
-              <w:rPr>
-                <w:rFonts w:eastAsia="Times New Roman" w:cstheme="minorHAnsi"/>
-                <w:color w:val="000000"/>
-                <w:sz w:val="20"/>
-                <w:szCs w:val="20"/>
-                <w:lang w:eastAsia="es-MX"/>
-              </w:rPr>
-              <w:t>o</w:t>
-            </w:r>
-            <w:r>
-              <w:rPr>
-                <w:rFonts w:eastAsia="Times New Roman" w:cstheme="minorHAnsi"/>
-                <w:color w:val="000000"/>
-                <w:sz w:val="20"/>
-                <w:szCs w:val="20"/>
-                <w:lang w:eastAsia="es-MX"/>
-              </w:rPr>
-              <w:t xml:space="preserve">mo configurar un contenedor utilizando Docker y </w:t>
-            </w:r>
-            <w:proofErr w:type="spellStart"/>
-            <w:r>
-              <w:rPr>
-                <w:rFonts w:eastAsia="Times New Roman" w:cstheme="minorHAnsi"/>
-                <w:color w:val="000000"/>
-                <w:sz w:val="20"/>
-                <w:szCs w:val="20"/>
-                <w:lang w:eastAsia="es-MX"/>
-              </w:rPr>
-              <w:t>docker-compose</w:t>
-            </w:r>
-            <w:proofErr w:type="spellEnd"/>
-            <w:r>
-              <w:rPr>
-                <w:rFonts w:eastAsia="Times New Roman" w:cstheme="minorHAnsi"/>
-                <w:color w:val="000000"/>
-                <w:sz w:val="20"/>
-                <w:szCs w:val="20"/>
-                <w:lang w:eastAsia="es-MX"/>
-              </w:rPr>
-              <w:t xml:space="preserve"> y como crear una DB desde el Powershell.</w:t>
-            </w:r>
-          </w:p>
-          <w:p>
-            <w:pPr>
-              <w:pStyle w:val="Prrafodelista"/>
+              <w:ind w:left="1092"/>
+              <w:rPr>
+                <w:rFonts w:ascii="Calibri" w:eastAsia="Times New Roman" w:hAnsi="Calibri" w:cs="Calibri"/>
+                <w:color w:val="000000"/>
+                <w:sz w:val="20"/>
+                <w:szCs w:val="20"/>
+                <w:lang w:eastAsia="es-MX"/>
+              </w:rPr>
+            </w:pPr>
+            <w:r>
+              <w:rPr>
+                <w:rFonts w:ascii="Calibri" w:eastAsia="Times New Roman" w:hAnsi="Calibri" w:cs="Calibri"/>
+                <w:color w:val="000000"/>
+                <w:sz w:val="20"/>
+                <w:szCs w:val="20"/>
+                <w:lang w:eastAsia="es-MX"/>
+              </w:rPr>
+              <w:t>Se crea el archivo acceso.py</w:t>
+            </w:r>
+            <w:r>
+              <w:rPr>
+                <w:rFonts w:ascii="Calibri" w:eastAsia="Times New Roman" w:hAnsi="Calibri" w:cs="Calibri"/>
+                <w:color w:val="000000"/>
+                <w:sz w:val="20"/>
+                <w:szCs w:val="20"/>
+                <w:lang w:eastAsia="es-MX"/>
+              </w:rPr>
+              <w:t xml:space="preserve"> desde el VScode.</w:t>
+            </w:r>
+          </w:p>
+          <w:p>
+            <w:pPr>
+              <w:spacing w:after="0" w:line="240" w:lineRule="auto"/>
+              <w:rPr>
+                <w:rFonts w:ascii="Calibri" w:eastAsia="Times New Roman" w:hAnsi="Calibri" w:cs="Calibri"/>
+                <w:color w:val="000000"/>
+                <w:sz w:val="20"/>
+                <w:szCs w:val="20"/>
+                <w:lang w:eastAsia="es-MX"/>
+              </w:rPr>
+            </w:pPr>
+          </w:p>
+          <w:p>
+            <w:pPr>
+              <w:spacing w:after="0" w:line="240" w:lineRule="auto"/>
+              <w:ind w:left="1380"/>
+              <w:rPr>
+                <w:rFonts w:ascii="Calibri" w:eastAsia="Times New Roman" w:hAnsi="Calibri" w:cs="Calibri"/>
+                <w:color w:val="000000"/>
+                <w:sz w:val="20"/>
+                <w:szCs w:val="20"/>
+                <w:lang w:eastAsia="es-MX"/>
+              </w:rPr>
+            </w:pPr>
+            <w:r>
+              <w:rPr>
+                <w:rFonts w:ascii="Calibri" w:eastAsia="Times New Roman" w:hAnsi="Calibri" w:cs="Calibri"/>
+                <w:color w:val="000000"/>
+                <w:sz w:val="20"/>
+                <w:szCs w:val="20"/>
+                <w:lang w:eastAsia="es-MX"/>
+              </w:rPr>
+              <w:drawing>
+                <wp:inline distT="0" distB="0" distL="0" distR="0" wp14:anchorId="1BC1D3AC" wp14:editId="75E228AD">
+                  <wp:extent cx="2042337" cy="1356478"/>
+                  <wp:effectExtent l="0" t="0" r="0" b="0"/>
+                  <wp:docPr id="2" name="Picture 2"/>
+                  <wp:cNvGraphicFramePr>
+                    <a:graphicFrameLocks xmlns:a="http://schemas.openxmlformats.org/drawingml/2006/main" noChangeAspect="1"/>
+                  </wp:cNvGraphicFramePr>
+                  <a:graphic xmlns:a="http://schemas.openxmlformats.org/drawingml/2006/main">
+                    <a:graphicData uri="http://schemas.openxmlformats.org/drawingml/2006/picture">
+                      <pic:pic xmlns:pic="http://schemas.openxmlformats.org/drawingml/2006/picture">
+                        <pic:nvPicPr>
+                          <pic:cNvPr id="1" name=""/>
+                          <pic:cNvPicPr/>
+                        </pic:nvPicPr>
+                        <pic:blipFill>
+                          <a:blip r:embed="rId14"/>
+                          <a:stretch>
+                            <a:fillRect/>
+                          </a:stretch>
+                        </pic:blipFill>
+                        <pic:spPr>
+                          <a:xfrm>
+                            <a:off x="0" y="0"/>
+                            <a:ext cx="2042337" cy="1356478"/>
+                          </a:xfrm>
+                          <a:prstGeom prst="rect">
+                            <a:avLst/>
+                          </a:prstGeom>
+                        </pic:spPr>
+                      </pic:pic>
+                    </a:graphicData>
+                  </a:graphic>
+                </wp:inline>
+              </w:drawing>
+            </w:r>
+            <w:r>
+              <w:rPr>
+                <w:rFonts w:ascii="Calibri" w:eastAsia="Times New Roman" w:hAnsi="Calibri" w:cs="Calibri"/>
+                <w:color w:val="000000"/>
+                <w:sz w:val="20"/>
+                <w:szCs w:val="20"/>
+                <w:lang w:eastAsia="es-MX"/>
+              </w:rPr>
+              <w:br/>
+            </w:r>
+            <w:r>
+              <w:rPr>
+                <w:rFonts w:ascii="Calibri" w:eastAsia="Times New Roman" w:hAnsi="Calibri" w:cs="Calibri"/>
+                <w:color w:val="000000"/>
+                <w:sz w:val="20"/>
+                <w:szCs w:val="20"/>
+                <w:lang w:eastAsia="es-MX"/>
+              </w:rPr>
+              <w:br/>
+            </w:r>
+            <w:r>
+              <w:rPr>
+                <w:rFonts w:ascii="Calibri" w:eastAsia="Times New Roman" w:hAnsi="Calibri" w:cs="Calibri"/>
+                <w:color w:val="000000"/>
+                <w:sz w:val="20"/>
+                <w:szCs w:val="20"/>
+                <w:lang w:eastAsia="es-MX"/>
+              </w:rPr>
+              <w:drawing>
+                <wp:inline distT="0" distB="0" distL="0" distR="0" wp14:anchorId="4126E364" wp14:editId="2E9A65E2">
+                  <wp:extent cx="4470400" cy="2705887"/>
+                  <wp:effectExtent l="0" t="0" r="6350" b="0"/>
+                  <wp:docPr id="6" name="Picture 6"/>
+                  <wp:cNvGraphicFramePr>
+                    <a:graphicFrameLocks xmlns:a="http://schemas.openxmlformats.org/drawingml/2006/main" noChangeAspect="1"/>
+                  </wp:cNvGraphicFramePr>
+                  <a:graphic xmlns:a="http://schemas.openxmlformats.org/drawingml/2006/main">
+                    <a:graphicData uri="http://schemas.openxmlformats.org/drawingml/2006/picture">
+                      <pic:pic xmlns:pic="http://schemas.openxmlformats.org/drawingml/2006/picture">
+                        <pic:nvPicPr>
+                          <pic:cNvPr id="1" name=""/>
+                          <pic:cNvPicPr/>
+                        </pic:nvPicPr>
+                        <pic:blipFill>
+                          <a:blip r:embed="rId15"/>
+                          <a:stretch>
+                            <a:fillRect/>
+                          </a:stretch>
+                        </pic:blipFill>
+                        <pic:spPr>
+                          <a:xfrm>
+                            <a:off x="0" y="0"/>
+                            <a:ext cx="4484801" cy="2714603"/>
+                          </a:xfrm>
+                          <a:prstGeom prst="rect">
+                            <a:avLst/>
+                          </a:prstGeom>
+                        </pic:spPr>
+                      </pic:pic>
+                    </a:graphicData>
+                  </a:graphic>
+                </wp:inline>
+              </w:drawing>
+            </w:r>
+          </w:p>
+          <w:p>
+            <w:pPr>
+              <w:spacing w:after="0" w:line="240" w:lineRule="auto"/>
+              <w:ind w:left="1380"/>
+              <w:rPr>
+                <w:rFonts w:ascii="Calibri" w:eastAsia="Times New Roman" w:hAnsi="Calibri" w:cs="Calibri"/>
+                <w:color w:val="000000"/>
+                <w:sz w:val="20"/>
+                <w:szCs w:val="20"/>
+                <w:lang w:eastAsia="es-MX"/>
+              </w:rPr>
+            </w:pPr>
+          </w:p>
+          <w:p>
+            <w:pPr>
+              <w:pStyle w:val="ListParagraph"/>
               <w:numPr>
                 <w:ilvl w:val="0"/>
-                <w:numId w:val="19"/>
+                <w:numId w:val="24"/>
               </w:numPr>
               <w:spacing w:after="0" w:line="240" w:lineRule="auto"/>
-              <w:ind w:left="1092"/>
-              <w:rPr>
-                <w:rFonts w:eastAsia="Times New Roman" w:cstheme="minorHAnsi"/>
-                <w:color w:val="000000"/>
-                <w:sz w:val="20"/>
-                <w:szCs w:val="20"/>
-                <w:lang w:eastAsia="es-MX"/>
-              </w:rPr>
-            </w:pPr>
-            <w:r>
-              <w:rPr>
-                <w:rFonts w:eastAsia="Times New Roman" w:cstheme="minorHAnsi"/>
-                <w:color w:val="000000"/>
-                <w:sz w:val="20"/>
-                <w:szCs w:val="20"/>
-                <w:lang w:eastAsia="es-MX"/>
-              </w:rPr>
-              <w:t>Logré ver la i</w:t>
-            </w:r>
-            <w:r>
-              <w:rPr>
-                <w:rFonts w:eastAsia="Times New Roman" w:cstheme="minorHAnsi"/>
-                <w:color w:val="000000"/>
-                <w:sz w:val="20"/>
-                <w:szCs w:val="20"/>
-                <w:lang w:eastAsia="es-MX"/>
-              </w:rPr>
-              <w:t xml:space="preserve">mportancia de vincular correctamente los </w:t>
-            </w:r>
-            <w:r>
-              <w:rPr>
-                <w:rFonts w:eastAsia="Times New Roman" w:cstheme="minorHAnsi"/>
-                <w:color w:val="000000"/>
-                <w:sz w:val="20"/>
-                <w:szCs w:val="20"/>
-                <w:lang w:eastAsia="es-MX"/>
-              </w:rPr>
-              <w:t xml:space="preserve">archivos </w:t>
-            </w:r>
-            <w:r>
-              <w:rPr>
-                <w:rFonts w:eastAsia="Times New Roman" w:cstheme="minorHAnsi"/>
-                <w:color w:val="000000"/>
-                <w:sz w:val="20"/>
-                <w:szCs w:val="20"/>
-                <w:lang w:eastAsia="es-MX"/>
-              </w:rPr>
-              <w:t>SQL al directorio /</w:t>
-            </w:r>
-            <w:proofErr w:type="spellStart"/>
-            <w:r>
-              <w:rPr>
-                <w:rFonts w:eastAsia="Times New Roman" w:cstheme="minorHAnsi"/>
-                <w:color w:val="000000"/>
-                <w:sz w:val="20"/>
-                <w:szCs w:val="20"/>
-                <w:lang w:eastAsia="es-MX"/>
-              </w:rPr>
-              <w:t>docker-entrypoint-initdb.d</w:t>
-            </w:r>
-            <w:proofErr w:type="spellEnd"/>
-            <w:r>
-              <w:rPr>
-                <w:rFonts w:eastAsia="Times New Roman" w:cstheme="minorHAnsi"/>
-                <w:color w:val="000000"/>
-                <w:sz w:val="20"/>
-                <w:szCs w:val="20"/>
-                <w:lang w:eastAsia="es-MX"/>
-              </w:rPr>
-              <w:t>/ para que se ejecuten automáticamente.</w:t>
-            </w:r>
-          </w:p>
-          <w:p>
-            <w:pPr>
-              <w:pStyle w:val="Prrafodelista"/>
+              <w:ind w:left="1096"/>
+              <w:rPr>
+                <w:rFonts w:ascii="Calibri" w:eastAsia="Times New Roman" w:hAnsi="Calibri" w:cs="Calibri"/>
+                <w:color w:val="000000"/>
+                <w:sz w:val="20"/>
+                <w:szCs w:val="20"/>
+                <w:lang w:eastAsia="es-MX"/>
+              </w:rPr>
+            </w:pPr>
+            <w:r>
+              <w:rPr>
+                <w:rFonts w:ascii="Calibri" w:eastAsia="Times New Roman" w:hAnsi="Calibri" w:cs="Calibri"/>
+                <w:color w:val="000000"/>
+                <w:sz w:val="20"/>
+                <w:szCs w:val="20"/>
+                <w:lang w:eastAsia="es-MX"/>
+              </w:rPr>
+              <w:t xml:space="preserve">Ejecución del archivo </w:t>
+            </w:r>
+            <w:r>
+              <w:rPr>
+                <w:rFonts w:ascii="Calibri" w:eastAsia="Times New Roman" w:hAnsi="Calibri" w:cs="Calibri"/>
+                <w:b/>
+                <w:bCs/>
+                <w:color w:val="000000"/>
+                <w:sz w:val="20"/>
+                <w:szCs w:val="20"/>
+                <w:lang w:eastAsia="es-MX"/>
+              </w:rPr>
+              <w:t>acceso.py</w:t>
+            </w:r>
+            <w:r>
+              <w:rPr>
+                <w:rFonts w:ascii="Calibri" w:eastAsia="Times New Roman" w:hAnsi="Calibri" w:cs="Calibri"/>
+                <w:color w:val="000000"/>
+                <w:sz w:val="20"/>
+                <w:szCs w:val="20"/>
+                <w:lang w:eastAsia="es-MX"/>
+              </w:rPr>
+              <w:t xml:space="preserve"> con el comando </w:t>
+            </w:r>
+            <w:proofErr w:type="gramStart"/>
+            <w:r>
+              <w:rPr>
+                <w:rFonts w:ascii="Calibri" w:eastAsia="Times New Roman" w:hAnsi="Calibri" w:cs="Calibri"/>
+                <w:b/>
+                <w:bCs/>
+                <w:color w:val="000000"/>
+                <w:sz w:val="20"/>
+                <w:szCs w:val="20"/>
+                <w:lang w:eastAsia="es-MX"/>
+              </w:rPr>
+              <w:t>python .</w:t>
+            </w:r>
+            <w:proofErr w:type="gramEnd"/>
+            <w:r>
+              <w:rPr>
+                <w:rFonts w:ascii="Calibri" w:eastAsia="Times New Roman" w:hAnsi="Calibri" w:cs="Calibri"/>
+                <w:b/>
+                <w:bCs/>
+                <w:color w:val="000000"/>
+                <w:sz w:val="20"/>
+                <w:szCs w:val="20"/>
+                <w:lang w:eastAsia="es-MX"/>
+              </w:rPr>
+              <w:t>\acceso.py</w:t>
+            </w:r>
+          </w:p>
+          <w:p>
+            <w:pPr>
+              <w:spacing w:after="0" w:line="240" w:lineRule="auto"/>
+              <w:rPr>
+                <w:rFonts w:ascii="Calibri" w:eastAsia="Times New Roman" w:hAnsi="Calibri" w:cs="Calibri"/>
+                <w:color w:val="000000"/>
+                <w:sz w:val="20"/>
+                <w:szCs w:val="20"/>
+                <w:lang w:eastAsia="es-MX"/>
+              </w:rPr>
+            </w:pPr>
+          </w:p>
+          <w:p>
+            <w:pPr>
+              <w:spacing w:after="0" w:line="240" w:lineRule="auto"/>
+              <w:ind w:left="1238"/>
+              <w:rPr>
+                <w:rFonts w:ascii="Calibri" w:eastAsia="Times New Roman" w:hAnsi="Calibri" w:cs="Calibri"/>
+                <w:color w:val="000000"/>
+                <w:sz w:val="20"/>
+                <w:szCs w:val="20"/>
+                <w:lang w:eastAsia="es-MX"/>
+              </w:rPr>
+            </w:pPr>
+            <w:r>
+              <w:rPr>
+                <w:rFonts w:ascii="Calibri" w:eastAsia="Times New Roman" w:hAnsi="Calibri" w:cs="Calibri"/>
+                <w:color w:val="000000"/>
+                <w:sz w:val="20"/>
+                <w:szCs w:val="20"/>
+                <w:lang w:eastAsia="es-MX"/>
+              </w:rPr>
+              <w:lastRenderedPageBreak/>
+              <w:drawing>
+                <wp:inline distT="0" distB="0" distL="0" distR="0" wp14:anchorId="1E5188EF" wp14:editId="38FEFBD0">
+                  <wp:extent cx="2484335" cy="1828958"/>
+                  <wp:effectExtent l="0" t="0" r="0" b="0"/>
+                  <wp:docPr id="9" name="Picture 9"/>
+                  <wp:cNvGraphicFramePr>
+                    <a:graphicFrameLocks xmlns:a="http://schemas.openxmlformats.org/drawingml/2006/main" noChangeAspect="1"/>
+                  </wp:cNvGraphicFramePr>
+                  <a:graphic xmlns:a="http://schemas.openxmlformats.org/drawingml/2006/main">
+                    <a:graphicData uri="http://schemas.openxmlformats.org/drawingml/2006/picture">
+                      <pic:pic xmlns:pic="http://schemas.openxmlformats.org/drawingml/2006/picture">
+                        <pic:nvPicPr>
+                          <pic:cNvPr id="1" name=""/>
+                          <pic:cNvPicPr/>
+                        </pic:nvPicPr>
+                        <pic:blipFill>
+                          <a:blip r:embed="rId16"/>
+                          <a:stretch>
+                            <a:fillRect/>
+                          </a:stretch>
+                        </pic:blipFill>
+                        <pic:spPr>
+                          <a:xfrm>
+                            <a:off x="0" y="0"/>
+                            <a:ext cx="2484335" cy="1828958"/>
+                          </a:xfrm>
+                          <a:prstGeom prst="rect">
+                            <a:avLst/>
+                          </a:prstGeom>
+                        </pic:spPr>
+                      </pic:pic>
+                    </a:graphicData>
+                  </a:graphic>
+                </wp:inline>
+              </w:drawing>
+            </w:r>
+          </w:p>
+          <w:p>
+            <w:pPr>
+              <w:spacing w:after="0" w:line="240" w:lineRule="auto"/>
+              <w:ind w:left="1238"/>
+              <w:rPr>
+                <w:rFonts w:ascii="Calibri" w:eastAsia="Times New Roman" w:hAnsi="Calibri" w:cs="Calibri"/>
+                <w:color w:val="000000"/>
+                <w:sz w:val="20"/>
+                <w:szCs w:val="20"/>
+                <w:lang w:eastAsia="es-MX"/>
+              </w:rPr>
+            </w:pPr>
+          </w:p>
+          <w:p>
+            <w:pPr>
+              <w:spacing w:after="0" w:line="240" w:lineRule="auto"/>
+              <w:ind w:left="1238"/>
+              <w:rPr>
+                <w:rFonts w:ascii="Calibri" w:eastAsia="Times New Roman" w:hAnsi="Calibri" w:cs="Calibri"/>
+                <w:color w:val="000000"/>
+                <w:sz w:val="20"/>
+                <w:szCs w:val="20"/>
+                <w:lang w:eastAsia="es-MX"/>
+              </w:rPr>
+            </w:pPr>
+            <w:r>
+              <w:rPr>
+                <w:rFonts w:ascii="Calibri" w:eastAsia="Times New Roman" w:hAnsi="Calibri" w:cs="Calibri"/>
+                <w:color w:val="000000"/>
+                <w:sz w:val="20"/>
+                <w:szCs w:val="20"/>
+                <w:lang w:eastAsia="es-MX"/>
+              </w:rPr>
+              <w:drawing>
+                <wp:inline distT="0" distB="0" distL="0" distR="0" wp14:anchorId="3614002C" wp14:editId="7EE17F28">
+                  <wp:extent cx="2915819" cy="1405467"/>
+                  <wp:effectExtent l="0" t="0" r="0" b="4445"/>
+                  <wp:docPr id="11" name="Picture 11"/>
+                  <wp:cNvGraphicFramePr>
+                    <a:graphicFrameLocks xmlns:a="http://schemas.openxmlformats.org/drawingml/2006/main" noChangeAspect="1"/>
+                  </wp:cNvGraphicFramePr>
+                  <a:graphic xmlns:a="http://schemas.openxmlformats.org/drawingml/2006/main">
+                    <a:graphicData uri="http://schemas.openxmlformats.org/drawingml/2006/picture">
+                      <pic:pic xmlns:pic="http://schemas.openxmlformats.org/drawingml/2006/picture">
+                        <pic:nvPicPr>
+                          <pic:cNvPr id="1" name=""/>
+                          <pic:cNvPicPr/>
+                        </pic:nvPicPr>
+                        <pic:blipFill>
+                          <a:blip r:embed="rId17"/>
+                          <a:stretch>
+                            <a:fillRect/>
+                          </a:stretch>
+                        </pic:blipFill>
+                        <pic:spPr>
+                          <a:xfrm>
+                            <a:off x="0" y="0"/>
+                            <a:ext cx="2919473" cy="1407228"/>
+                          </a:xfrm>
+                          <a:prstGeom prst="rect">
+                            <a:avLst/>
+                          </a:prstGeom>
+                        </pic:spPr>
+                      </pic:pic>
+                    </a:graphicData>
+                  </a:graphic>
+                </wp:inline>
+              </w:drawing>
+            </w:r>
+          </w:p>
+          <w:p>
+            <w:pPr>
+              <w:spacing w:after="0" w:line="240" w:lineRule="auto"/>
+              <w:ind w:left="1238"/>
+              <w:rPr>
+                <w:rFonts w:ascii="Calibri" w:eastAsia="Times New Roman" w:hAnsi="Calibri" w:cs="Calibri"/>
+                <w:color w:val="000000"/>
+                <w:sz w:val="20"/>
+                <w:szCs w:val="20"/>
+                <w:lang w:eastAsia="es-MX"/>
+              </w:rPr>
+            </w:pPr>
+          </w:p>
+          <w:p>
+            <w:pPr>
+              <w:spacing w:after="0" w:line="240" w:lineRule="auto"/>
+              <w:ind w:left="1238"/>
+              <w:rPr>
+                <w:rFonts w:ascii="Calibri" w:eastAsia="Times New Roman" w:hAnsi="Calibri" w:cs="Calibri"/>
+                <w:color w:val="000000"/>
+                <w:sz w:val="20"/>
+                <w:szCs w:val="20"/>
+                <w:lang w:eastAsia="es-MX"/>
+              </w:rPr>
+            </w:pPr>
+          </w:p>
+          <w:p>
+            <w:pPr>
+              <w:pStyle w:val="ListParagraph"/>
               <w:numPr>
                 <w:ilvl w:val="0"/>
-                <w:numId w:val="19"/>
+                <w:numId w:val="24"/>
               </w:numPr>
               <w:spacing w:after="0" w:line="240" w:lineRule="auto"/>
-              <w:ind w:left="1092"/>
-              <w:rPr>
-                <w:rFonts w:eastAsia="Times New Roman" w:cstheme="minorHAnsi"/>
-                <w:color w:val="000000"/>
-                <w:sz w:val="20"/>
-                <w:szCs w:val="20"/>
-                <w:lang w:eastAsia="es-MX"/>
-              </w:rPr>
-            </w:pPr>
-            <w:r>
-              <w:rPr>
-                <w:rFonts w:eastAsia="Times New Roman" w:cstheme="minorHAnsi"/>
-                <w:color w:val="000000"/>
-                <w:sz w:val="20"/>
-                <w:szCs w:val="20"/>
-                <w:lang w:eastAsia="es-MX"/>
-              </w:rPr>
-              <w:t xml:space="preserve">El problema de la “no </w:t>
-            </w:r>
-            <w:r>
-              <w:rPr>
-                <w:rFonts w:eastAsia="Times New Roman" w:cstheme="minorHAnsi"/>
-                <w:color w:val="000000"/>
-                <w:sz w:val="20"/>
-                <w:szCs w:val="20"/>
-                <w:lang w:eastAsia="es-MX"/>
-              </w:rPr>
-              <w:t>ejecución</w:t>
-            </w:r>
-            <w:r>
-              <w:rPr>
-                <w:rFonts w:eastAsia="Times New Roman" w:cstheme="minorHAnsi"/>
-                <w:color w:val="000000"/>
-                <w:sz w:val="20"/>
-                <w:szCs w:val="20"/>
-                <w:lang w:eastAsia="es-MX"/>
-              </w:rPr>
-              <w:t xml:space="preserve"> automática” me ayudo a aprender como realizar la ejecución</w:t>
-            </w:r>
-            <w:r>
-              <w:rPr>
-                <w:rFonts w:eastAsia="Times New Roman" w:cstheme="minorHAnsi"/>
-                <w:color w:val="000000"/>
-                <w:sz w:val="20"/>
-                <w:szCs w:val="20"/>
-                <w:lang w:eastAsia="es-MX"/>
-              </w:rPr>
-              <w:t xml:space="preserve"> manual del </w:t>
-            </w:r>
-            <w:proofErr w:type="spellStart"/>
-            <w:r>
-              <w:rPr>
-                <w:rFonts w:eastAsia="Times New Roman" w:cstheme="minorHAnsi"/>
+              <w:ind w:left="1096"/>
+              <w:rPr>
+                <w:rFonts w:ascii="Calibri" w:eastAsia="Times New Roman" w:hAnsi="Calibri" w:cs="Calibri"/>
+                <w:color w:val="000000"/>
+                <w:sz w:val="20"/>
+                <w:szCs w:val="20"/>
+                <w:lang w:eastAsia="es-MX"/>
+              </w:rPr>
+            </w:pPr>
+            <w:r>
+              <w:rPr>
+                <w:rFonts w:ascii="Calibri" w:eastAsia="Times New Roman" w:hAnsi="Calibri" w:cs="Calibri"/>
+                <w:color w:val="000000"/>
+                <w:sz w:val="20"/>
+                <w:szCs w:val="20"/>
+                <w:lang w:eastAsia="es-MX"/>
+              </w:rPr>
+              <w:t xml:space="preserve">Función para </w:t>
+            </w:r>
+            <w:r>
+              <w:rPr>
+                <w:rFonts w:ascii="Calibri" w:eastAsia="Times New Roman" w:hAnsi="Calibri" w:cs="Calibri"/>
+                <w:color w:val="000000"/>
+                <w:sz w:val="20"/>
+                <w:szCs w:val="20"/>
+                <w:lang w:eastAsia="es-MX"/>
+              </w:rPr>
+              <w:t>ingresar (insertar</w:t>
+            </w:r>
+            <w:r>
+              <w:rPr>
+                <w:rFonts w:ascii="Calibri" w:eastAsia="Times New Roman" w:hAnsi="Calibri" w:cs="Calibri"/>
+                <w:color w:val="000000"/>
+                <w:sz w:val="20"/>
+                <w:szCs w:val="20"/>
+                <w:lang w:eastAsia="es-MX"/>
+              </w:rPr>
+              <w:t>)</w:t>
+            </w:r>
+            <w:r>
+              <w:rPr>
+                <w:rFonts w:ascii="Calibri" w:eastAsia="Times New Roman" w:hAnsi="Calibri" w:cs="Calibri"/>
+                <w:color w:val="000000"/>
+                <w:sz w:val="20"/>
+                <w:szCs w:val="20"/>
+                <w:lang w:eastAsia="es-MX"/>
+              </w:rPr>
+              <w:t xml:space="preserve"> nuevos usuarios</w:t>
+            </w:r>
+            <w:r>
+              <w:rPr>
+                <w:rFonts w:ascii="Calibri" w:eastAsia="Times New Roman" w:hAnsi="Calibri" w:cs="Calibri"/>
+                <w:color w:val="000000"/>
+                <w:sz w:val="20"/>
+                <w:szCs w:val="20"/>
+                <w:lang w:eastAsia="es-MX"/>
+              </w:rPr>
+              <w:t xml:space="preserve"> a la base de datos - credenciales.</w:t>
+            </w:r>
+          </w:p>
+          <w:p>
+            <w:pPr>
+              <w:spacing w:after="0" w:line="240" w:lineRule="auto"/>
+              <w:rPr>
+                <w:rFonts w:ascii="Calibri" w:eastAsia="Times New Roman" w:hAnsi="Calibri" w:cs="Calibri"/>
+                <w:color w:val="000000"/>
+                <w:sz w:val="20"/>
+                <w:szCs w:val="20"/>
+                <w:lang w:eastAsia="es-MX"/>
+              </w:rPr>
+            </w:pPr>
+          </w:p>
+          <w:p>
+            <w:pPr>
+              <w:spacing w:after="0" w:line="240" w:lineRule="auto"/>
+              <w:ind w:left="1238"/>
+              <w:rPr>
+                <w:rFonts w:ascii="Calibri" w:eastAsia="Times New Roman" w:hAnsi="Calibri" w:cs="Calibri"/>
+                <w:color w:val="000000"/>
+                <w:sz w:val="20"/>
+                <w:szCs w:val="20"/>
+                <w:lang w:eastAsia="es-MX"/>
+              </w:rPr>
+            </w:pPr>
+            <w:r>
+              <w:rPr>
+                <w:rFonts w:ascii="Calibri" w:eastAsia="Times New Roman" w:hAnsi="Calibri" w:cs="Calibri"/>
+                <w:color w:val="000000"/>
+                <w:sz w:val="20"/>
+                <w:szCs w:val="20"/>
+                <w:lang w:eastAsia="es-MX"/>
+              </w:rPr>
+              <w:drawing>
+                <wp:inline distT="0" distB="0" distL="0" distR="0" wp14:anchorId="4FD3E265" wp14:editId="76F24DA8">
+                  <wp:extent cx="5044329" cy="3149600"/>
+                  <wp:effectExtent l="0" t="0" r="4445" b="0"/>
+                  <wp:docPr id="16" name="Picture 16"/>
+                  <wp:cNvGraphicFramePr>
+                    <a:graphicFrameLocks xmlns:a="http://schemas.openxmlformats.org/drawingml/2006/main" noChangeAspect="1"/>
+                  </wp:cNvGraphicFramePr>
+                  <a:graphic xmlns:a="http://schemas.openxmlformats.org/drawingml/2006/main">
+                    <a:graphicData uri="http://schemas.openxmlformats.org/drawingml/2006/picture">
+                      <pic:pic xmlns:pic="http://schemas.openxmlformats.org/drawingml/2006/picture">
+                        <pic:nvPicPr>
+                          <pic:cNvPr id="1" name=""/>
+                          <pic:cNvPicPr/>
+                        </pic:nvPicPr>
+                        <pic:blipFill>
+                          <a:blip r:embed="rId18"/>
+                          <a:stretch>
+                            <a:fillRect/>
+                          </a:stretch>
+                        </pic:blipFill>
+                        <pic:spPr>
+                          <a:xfrm>
+                            <a:off x="0" y="0"/>
+                            <a:ext cx="5050355" cy="3153362"/>
+                          </a:xfrm>
+                          <a:prstGeom prst="rect">
+                            <a:avLst/>
+                          </a:prstGeom>
+                        </pic:spPr>
+                      </pic:pic>
+                    </a:graphicData>
+                  </a:graphic>
+                </wp:inline>
+              </w:drawing>
+            </w:r>
+          </w:p>
+          <w:p>
+            <w:pPr>
+              <w:spacing w:after="0" w:line="240" w:lineRule="auto"/>
+              <w:ind w:left="1238"/>
+              <w:rPr>
+                <w:rFonts w:ascii="Calibri" w:eastAsia="Times New Roman" w:hAnsi="Calibri" w:cs="Calibri"/>
+                <w:color w:val="000000"/>
+                <w:sz w:val="20"/>
+                <w:szCs w:val="20"/>
+                <w:lang w:eastAsia="es-MX"/>
+              </w:rPr>
+            </w:pPr>
+          </w:p>
+          <w:p>
+            <w:pPr>
+              <w:spacing w:after="0" w:line="240" w:lineRule="auto"/>
+              <w:ind w:left="1238"/>
+              <w:rPr>
+                <w:rFonts w:ascii="Calibri" w:eastAsia="Times New Roman" w:hAnsi="Calibri" w:cs="Calibri"/>
+                <w:color w:val="000000"/>
+                <w:sz w:val="20"/>
+                <w:szCs w:val="20"/>
+                <w:lang w:eastAsia="es-MX"/>
+              </w:rPr>
+            </w:pPr>
+            <w:r>
+              <w:rPr>
+                <w:rFonts w:ascii="Calibri" w:eastAsia="Times New Roman" w:hAnsi="Calibri" w:cs="Calibri"/>
+                <w:color w:val="000000"/>
+                <w:sz w:val="20"/>
+                <w:szCs w:val="20"/>
+                <w:lang w:eastAsia="es-MX"/>
+              </w:rPr>
+              <w:drawing>
+                <wp:inline distT="0" distB="0" distL="0" distR="0" wp14:anchorId="708E3DA7" wp14:editId="4124C067">
+                  <wp:extent cx="5063067" cy="1248683"/>
+                  <wp:effectExtent l="0" t="0" r="4445" b="8890"/>
+                  <wp:docPr id="17" name="Picture 17"/>
+                  <wp:cNvGraphicFramePr>
+                    <a:graphicFrameLocks xmlns:a="http://schemas.openxmlformats.org/drawingml/2006/main" noChangeAspect="1"/>
+                  </wp:cNvGraphicFramePr>
+                  <a:graphic xmlns:a="http://schemas.openxmlformats.org/drawingml/2006/main">
+                    <a:graphicData uri="http://schemas.openxmlformats.org/drawingml/2006/picture">
+                      <pic:pic xmlns:pic="http://schemas.openxmlformats.org/drawingml/2006/picture">
+                        <pic:nvPicPr>
+                          <pic:cNvPr id="1" name=""/>
+                          <pic:cNvPicPr/>
+                        </pic:nvPicPr>
+                        <pic:blipFill>
+                          <a:blip r:embed="rId19"/>
+                          <a:stretch>
+                            <a:fillRect/>
+                          </a:stretch>
+                        </pic:blipFill>
+                        <pic:spPr>
+                          <a:xfrm>
+                            <a:off x="0" y="0"/>
+                            <a:ext cx="5088532" cy="1254963"/>
+                          </a:xfrm>
+                          <a:prstGeom prst="rect">
+                            <a:avLst/>
+                          </a:prstGeom>
+                        </pic:spPr>
+                      </pic:pic>
+                    </a:graphicData>
+                  </a:graphic>
+                </wp:inline>
+              </w:drawing>
+            </w:r>
+          </w:p>
+          <w:p>
+            <w:pPr>
+              <w:spacing w:after="0" w:line="240" w:lineRule="auto"/>
+              <w:ind w:left="1238"/>
+              <w:rPr>
+                <w:rFonts w:ascii="Calibri" w:eastAsia="Times New Roman" w:hAnsi="Calibri" w:cs="Calibri"/>
+                <w:color w:val="000000"/>
+                <w:sz w:val="20"/>
+                <w:szCs w:val="20"/>
+                <w:lang w:eastAsia="es-MX"/>
+              </w:rPr>
+            </w:pPr>
+          </w:p>
+          <w:p>
+            <w:pPr>
+              <w:spacing w:after="0" w:line="240" w:lineRule="auto"/>
+              <w:ind w:left="1238"/>
+              <w:rPr>
+                <w:rFonts w:ascii="Calibri" w:eastAsia="Times New Roman" w:hAnsi="Calibri" w:cs="Calibri"/>
+                <w:color w:val="000000"/>
+                <w:sz w:val="20"/>
+                <w:szCs w:val="20"/>
+                <w:lang w:eastAsia="es-MX"/>
+              </w:rPr>
+            </w:pPr>
+            <w:r>
+              <w:rPr>
+                <w:rFonts w:ascii="Calibri" w:eastAsia="Times New Roman" w:hAnsi="Calibri" w:cs="Calibri"/>
+                <w:color w:val="000000"/>
+                <w:sz w:val="20"/>
+                <w:szCs w:val="20"/>
+                <w:lang w:eastAsia="es-MX"/>
+              </w:rPr>
+              <w:lastRenderedPageBreak/>
+              <w:drawing>
+                <wp:inline distT="0" distB="0" distL="0" distR="0" wp14:anchorId="29252429" wp14:editId="10E8FA29">
+                  <wp:extent cx="5082980" cy="929721"/>
+                  <wp:effectExtent l="0" t="0" r="3810" b="3810"/>
+                  <wp:docPr id="12" name="Picture 12"/>
+                  <wp:cNvGraphicFramePr>
+                    <a:graphicFrameLocks xmlns:a="http://schemas.openxmlformats.org/drawingml/2006/main" noChangeAspect="1"/>
+                  </wp:cNvGraphicFramePr>
+                  <a:graphic xmlns:a="http://schemas.openxmlformats.org/drawingml/2006/main">
+                    <a:graphicData uri="http://schemas.openxmlformats.org/drawingml/2006/picture">
+                      <pic:pic xmlns:pic="http://schemas.openxmlformats.org/drawingml/2006/picture">
+                        <pic:nvPicPr>
+                          <pic:cNvPr id="1" name=""/>
+                          <pic:cNvPicPr/>
+                        </pic:nvPicPr>
+                        <pic:blipFill>
+                          <a:blip r:embed="rId20"/>
+                          <a:stretch>
+                            <a:fillRect/>
+                          </a:stretch>
+                        </pic:blipFill>
+                        <pic:spPr>
+                          <a:xfrm>
+                            <a:off x="0" y="0"/>
+                            <a:ext cx="5082980" cy="929721"/>
+                          </a:xfrm>
+                          <a:prstGeom prst="rect">
+                            <a:avLst/>
+                          </a:prstGeom>
+                        </pic:spPr>
+                      </pic:pic>
+                    </a:graphicData>
+                  </a:graphic>
+                </wp:inline>
+              </w:drawing>
+            </w:r>
+          </w:p>
+          <w:p>
+            <w:pPr>
+              <w:spacing w:after="0" w:line="240" w:lineRule="auto"/>
+              <w:ind w:left="1238"/>
+              <w:rPr>
+                <w:rFonts w:ascii="Calibri" w:eastAsia="Times New Roman" w:hAnsi="Calibri" w:cs="Calibri"/>
+                <w:color w:val="000000"/>
+                <w:sz w:val="20"/>
+                <w:szCs w:val="20"/>
+                <w:lang w:eastAsia="es-MX"/>
+              </w:rPr>
+            </w:pPr>
+          </w:p>
+          <w:p>
+            <w:pPr>
+              <w:spacing w:after="0" w:line="240" w:lineRule="auto"/>
+              <w:ind w:left="1238"/>
+              <w:rPr>
+                <w:rFonts w:ascii="Calibri" w:eastAsia="Times New Roman" w:hAnsi="Calibri" w:cs="Calibri"/>
+                <w:color w:val="000000"/>
+                <w:sz w:val="20"/>
+                <w:szCs w:val="20"/>
+                <w:lang w:eastAsia="es-MX"/>
+              </w:rPr>
+            </w:pPr>
+          </w:p>
+          <w:p>
+            <w:pPr>
+              <w:spacing w:after="0" w:line="240" w:lineRule="auto"/>
+              <w:ind w:left="1238"/>
+              <w:rPr>
+                <w:rFonts w:ascii="Calibri" w:eastAsia="Times New Roman" w:hAnsi="Calibri" w:cs="Calibri"/>
+                <w:color w:val="000000"/>
+                <w:sz w:val="20"/>
+                <w:szCs w:val="20"/>
+                <w:lang w:eastAsia="es-MX"/>
+              </w:rPr>
+            </w:pPr>
+            <w:r>
+              <w:rPr>
+                <w:rFonts w:ascii="Calibri" w:eastAsia="Times New Roman" w:hAnsi="Calibri" w:cs="Calibri"/>
+                <w:color w:val="000000"/>
+                <w:sz w:val="20"/>
+                <w:szCs w:val="20"/>
+                <w:lang w:eastAsia="es-MX"/>
+              </w:rPr>
+              <w:drawing>
+                <wp:inline distT="0" distB="0" distL="0" distR="0" wp14:anchorId="26A91EF4" wp14:editId="54546EA8">
+                  <wp:extent cx="5037667" cy="3480987"/>
+                  <wp:effectExtent l="0" t="0" r="0" b="5715"/>
+                  <wp:docPr id="15" name="Picture 15"/>
+                  <wp:cNvGraphicFramePr>
+                    <a:graphicFrameLocks xmlns:a="http://schemas.openxmlformats.org/drawingml/2006/main" noChangeAspect="1"/>
+                  </wp:cNvGraphicFramePr>
+                  <a:graphic xmlns:a="http://schemas.openxmlformats.org/drawingml/2006/main">
+                    <a:graphicData uri="http://schemas.openxmlformats.org/drawingml/2006/picture">
+                      <pic:pic xmlns:pic="http://schemas.openxmlformats.org/drawingml/2006/picture">
+                        <pic:nvPicPr>
+                          <pic:cNvPr id="1" name=""/>
+                          <pic:cNvPicPr/>
+                        </pic:nvPicPr>
+                        <pic:blipFill>
+                          <a:blip r:embed="rId21"/>
+                          <a:stretch>
+                            <a:fillRect/>
+                          </a:stretch>
+                        </pic:blipFill>
+                        <pic:spPr>
+                          <a:xfrm>
+                            <a:off x="0" y="0"/>
+                            <a:ext cx="5048365" cy="3488379"/>
+                          </a:xfrm>
+                          <a:prstGeom prst="rect">
+                            <a:avLst/>
+                          </a:prstGeom>
+                        </pic:spPr>
+                      </pic:pic>
+                    </a:graphicData>
+                  </a:graphic>
+                </wp:inline>
+              </w:drawing>
+            </w:r>
+          </w:p>
+          <w:p>
+            <w:pPr>
+              <w:spacing w:after="0" w:line="240" w:lineRule="auto"/>
+              <w:ind w:left="1238"/>
+              <w:rPr>
+                <w:rFonts w:ascii="Calibri" w:eastAsia="Times New Roman" w:hAnsi="Calibri" w:cs="Calibri"/>
+                <w:color w:val="000000"/>
+                <w:sz w:val="20"/>
+                <w:szCs w:val="20"/>
+                <w:lang w:eastAsia="es-MX"/>
+              </w:rPr>
+            </w:pPr>
+          </w:p>
+          <w:p>
+            <w:pPr>
+              <w:spacing w:after="0" w:line="240" w:lineRule="auto"/>
+              <w:ind w:left="1238"/>
+              <w:rPr>
+                <w:rFonts w:ascii="Calibri" w:eastAsia="Times New Roman" w:hAnsi="Calibri" w:cs="Calibri"/>
+                <w:color w:val="000000"/>
+                <w:sz w:val="20"/>
+                <w:szCs w:val="20"/>
+                <w:lang w:eastAsia="es-MX"/>
+              </w:rPr>
+            </w:pPr>
+          </w:p>
+          <w:p>
+            <w:pPr>
+              <w:spacing w:after="0" w:line="240" w:lineRule="auto"/>
+              <w:ind w:left="1238"/>
+              <w:rPr>
+                <w:rFonts w:ascii="Calibri" w:eastAsia="Times New Roman" w:hAnsi="Calibri" w:cs="Calibri"/>
+                <w:color w:val="000000"/>
+                <w:sz w:val="20"/>
+                <w:szCs w:val="20"/>
+                <w:lang w:eastAsia="es-MX"/>
+              </w:rPr>
+            </w:pPr>
+          </w:p>
+          <w:p>
+            <w:pPr>
+              <w:pStyle w:val="ListParagraph"/>
+              <w:numPr>
+                <w:ilvl w:val="0"/>
+                <w:numId w:val="24"/>
+              </w:numPr>
+              <w:spacing w:after="0" w:line="240" w:lineRule="auto"/>
+              <w:ind w:left="1238"/>
+              <w:rPr>
+                <w:rFonts w:ascii="Calibri" w:eastAsia="Times New Roman" w:hAnsi="Calibri" w:cs="Calibri"/>
+                <w:color w:val="000000"/>
+                <w:sz w:val="20"/>
+                <w:szCs w:val="20"/>
+                <w:lang w:eastAsia="es-MX"/>
+              </w:rPr>
+            </w:pPr>
+            <w:r>
+              <w:rPr>
+                <w:rFonts w:ascii="Calibri" w:eastAsia="Times New Roman" w:hAnsi="Calibri" w:cs="Calibri"/>
+                <w:color w:val="000000"/>
+                <w:sz w:val="20"/>
+                <w:szCs w:val="20"/>
+                <w:lang w:eastAsia="es-MX"/>
+              </w:rPr>
+              <w:t>Para el siguiente planteamiento:</w:t>
+            </w:r>
+            <w:r>
+              <w:rPr>
+                <w:rFonts w:ascii="Calibri" w:eastAsia="Times New Roman" w:hAnsi="Calibri" w:cs="Calibri"/>
+                <w:color w:val="000000"/>
+                <w:sz w:val="20"/>
+                <w:szCs w:val="20"/>
+                <w:lang w:eastAsia="es-MX"/>
+              </w:rPr>
+              <w:br/>
+            </w:r>
+            <w:r>
+              <w:rPr>
+                <w:rFonts w:ascii="Calibri" w:eastAsia="Times New Roman" w:hAnsi="Calibri" w:cs="Calibri"/>
                 <w:b/>
                 <w:bCs/>
                 <w:color w:val="000000"/>
@@ -5262,32 +5530,11 @@
                 <w:szCs w:val="20"/>
                 <w:lang w:eastAsia="es-MX"/>
               </w:rPr>
-              <w:t>save_data.sql</w:t>
-            </w:r>
-            <w:proofErr w:type="spellEnd"/>
-            <w:r>
-              <w:rPr>
-                <w:rFonts w:eastAsia="Times New Roman" w:cstheme="minorHAnsi"/>
-                <w:color w:val="000000"/>
-                <w:sz w:val="20"/>
-                <w:szCs w:val="20"/>
-                <w:lang w:eastAsia="es-MX"/>
-              </w:rPr>
               <w:t xml:space="preserve"> </w:t>
             </w:r>
             <w:r>
               <w:rPr>
-                <w:rFonts w:eastAsia="Times New Roman" w:cstheme="minorHAnsi"/>
-                <w:color w:val="000000"/>
-                <w:sz w:val="20"/>
-                <w:szCs w:val="20"/>
-                <w:lang w:eastAsia="es-MX"/>
-              </w:rPr>
-              <w:t xml:space="preserve">con el comando mencionado </w:t>
-            </w:r>
-            <w:r>
-              <w:rPr>
-                <w:rFonts w:eastAsia="Times New Roman" w:cstheme="minorHAnsi"/>
+                <w:rFonts w:ascii="Calibri" w:eastAsia="Times New Roman" w:hAnsi="Calibri" w:cs="Calibri"/>
                 <w:b/>
                 <w:bCs/>
                 <w:color w:val="000000"/>
@@ -5295,12 +5542,11 @@
                 <w:szCs w:val="20"/>
                 <w:lang w:eastAsia="es-MX"/>
               </w:rPr>
-              <w:t xml:space="preserve"> </w:t>
-            </w:r>
-            <w:proofErr w:type="spellStart"/>
-            <w:r>
-              <w:rPr>
-                <w:rFonts w:eastAsia="Times New Roman" w:cstheme="minorHAnsi"/>
+              <w:t>“</w:t>
+            </w:r>
+            <w:r>
+              <w:rPr>
+                <w:rFonts w:ascii="Calibri" w:eastAsia="Times New Roman" w:hAnsi="Calibri" w:cs="Calibri"/>
                 <w:b/>
                 <w:bCs/>
                 <w:color w:val="000000"/>
@@ -5308,12 +5554,11 @@
                 <w:szCs w:val="20"/>
                 <w:lang w:eastAsia="es-MX"/>
               </w:rPr>
-              <w:t>docker</w:t>
-            </w:r>
-            <w:proofErr w:type="spellEnd"/>
-            <w:r>
-              <w:rPr>
-                <w:rFonts w:eastAsia="Times New Roman" w:cstheme="minorHAnsi"/>
+              <w:t xml:space="preserve">Notarás que la base de datos tiene el mismo nombre que una de sus tablas, </w:t>
+            </w:r>
+            <w:r>
+              <w:rPr>
+                <w:rFonts w:ascii="Calibri" w:eastAsia="Times New Roman" w:hAnsi="Calibri" w:cs="Calibri"/>
                 <w:b/>
                 <w:bCs/>
                 <w:color w:val="000000"/>
@@ -5321,12 +5566,11 @@
                 <w:szCs w:val="20"/>
                 <w:lang w:eastAsia="es-MX"/>
               </w:rPr>
-              <w:t xml:space="preserve"> </w:t>
-            </w:r>
-            <w:proofErr w:type="spellStart"/>
-            <w:r>
-              <w:rPr>
-                <w:rFonts w:eastAsia="Times New Roman" w:cstheme="minorHAnsi"/>
+              <w:t>credenciales</w:t>
+            </w:r>
+            <w:r>
+              <w:rPr>
+                <w:rFonts w:ascii="Calibri" w:eastAsia="Times New Roman" w:hAnsi="Calibri" w:cs="Calibri"/>
                 <w:b/>
                 <w:bCs/>
                 <w:color w:val="000000"/>
@@ -5334,12 +5578,11 @@
                 <w:szCs w:val="20"/>
                 <w:lang w:eastAsia="es-MX"/>
               </w:rPr>
-              <w:t>cp</w:t>
-            </w:r>
-            <w:proofErr w:type="spellEnd"/>
-            <w:r>
-              <w:rPr>
-                <w:rFonts w:eastAsia="Times New Roman" w:cstheme="minorHAnsi"/>
+              <w:t xml:space="preserve">. Este </w:t>
+            </w:r>
+            <w:r>
+              <w:rPr>
+                <w:rFonts w:ascii="Calibri" w:eastAsia="Times New Roman" w:hAnsi="Calibri" w:cs="Calibri"/>
                 <w:b/>
                 <w:bCs/>
                 <w:color w:val="000000"/>
@@ -5347,12 +5590,11 @@
                 <w:szCs w:val="20"/>
                 <w:lang w:eastAsia="es-MX"/>
               </w:rPr>
-              <w:t xml:space="preserve"> </w:t>
-            </w:r>
-            <w:proofErr w:type="spellStart"/>
-            <w:r>
-              <w:rPr>
-                <w:rFonts w:eastAsia="Times New Roman" w:cstheme="minorHAnsi"/>
+              <w:t>problema</w:t>
+            </w:r>
+            <w:r>
+              <w:rPr>
+                <w:rFonts w:ascii="Calibri" w:eastAsia="Times New Roman" w:hAnsi="Calibri" w:cs="Calibri"/>
                 <w:b/>
                 <w:bCs/>
                 <w:color w:val="000000"/>
@@ -5360,12 +5602,11 @@
                 <w:szCs w:val="20"/>
                 <w:lang w:eastAsia="es-MX"/>
               </w:rPr>
-              <w:t>save_data.sql</w:t>
-            </w:r>
-            <w:proofErr w:type="spellEnd"/>
-            <w:r>
-              <w:rPr>
-                <w:rFonts w:eastAsia="Times New Roman" w:cstheme="minorHAnsi"/>
+              <w:t xml:space="preserve"> puede afectar la consistencia y la navegabilidad. ¿Cómo puedes solucionar este problema </w:t>
+            </w:r>
+            <w:r>
+              <w:rPr>
+                <w:rFonts w:ascii="Calibri" w:eastAsia="Times New Roman" w:hAnsi="Calibri" w:cs="Calibri"/>
                 <w:b/>
                 <w:bCs/>
                 <w:color w:val="000000"/>
@@ -5373,12 +5614,11 @@
                 <w:szCs w:val="20"/>
                 <w:lang w:eastAsia="es-MX"/>
               </w:rPr>
-              <w:t xml:space="preserve"> ContDBpractMod3:/</w:t>
-            </w:r>
-            <w:proofErr w:type="spellStart"/>
-            <w:r>
-              <w:rPr>
-                <w:rFonts w:eastAsia="Times New Roman" w:cstheme="minorHAnsi"/>
+              <w:t>d</w:t>
+            </w:r>
+            <w:r>
+              <w:rPr>
+                <w:rFonts w:ascii="Calibri" w:eastAsia="Times New Roman" w:hAnsi="Calibri" w:cs="Calibri"/>
                 <w:b/>
                 <w:bCs/>
                 <w:color w:val="000000"/>
@@ -5386,96 +5626,656 @@
                 <w:szCs w:val="20"/>
                 <w:lang w:eastAsia="es-MX"/>
               </w:rPr>
-              <w:t>save_data.sql</w:t>
-            </w:r>
-            <w:proofErr w:type="spellEnd"/>
-            <w:r>
-              <w:rPr>
-                <w:rFonts w:eastAsia="Times New Roman" w:cstheme="minorHAnsi"/>
-                <w:color w:val="000000"/>
-                <w:sz w:val="20"/>
-                <w:szCs w:val="20"/>
-                <w:lang w:eastAsia="es-MX"/>
-              </w:rPr>
-              <w:t>.</w:t>
-            </w:r>
-          </w:p>
-          <w:p>
-            <w:pPr>
+              <w:t>e diseño?</w:t>
+            </w:r>
+            <w:r>
+              <w:rPr>
+                <w:rFonts w:ascii="Calibri" w:eastAsia="Times New Roman" w:hAnsi="Calibri" w:cs="Calibri"/>
+                <w:b/>
+                <w:bCs/>
+                <w:color w:val="000000"/>
+                <w:sz w:val="20"/>
+                <w:szCs w:val="20"/>
+                <w:lang w:eastAsia="es-MX"/>
+              </w:rPr>
+              <w:t>”</w:t>
+            </w:r>
+          </w:p>
+          <w:p>
+            <w:pPr>
+              <w:spacing w:after="0" w:line="240" w:lineRule="auto"/>
+              <w:ind w:left="1238"/>
+              <w:rPr>
+                <w:rFonts w:ascii="Calibri" w:eastAsia="Times New Roman" w:hAnsi="Calibri" w:cs="Calibri"/>
+                <w:color w:val="000000"/>
+                <w:sz w:val="20"/>
+                <w:szCs w:val="20"/>
+                <w:lang w:eastAsia="es-MX"/>
+              </w:rPr>
+            </w:pPr>
+          </w:p>
+          <w:p>
+            <w:pPr>
+              <w:spacing w:after="0" w:line="240" w:lineRule="auto"/>
+              <w:ind w:left="1238" w:right="494"/>
+              <w:jc w:val="both"/>
+              <w:rPr>
+                <w:rFonts w:ascii="Calibri" w:eastAsia="Times New Roman" w:hAnsi="Calibri" w:cs="Calibri"/>
+                <w:color w:val="000000"/>
+                <w:sz w:val="20"/>
+                <w:szCs w:val="20"/>
+                <w:lang w:eastAsia="es-MX"/>
+              </w:rPr>
+            </w:pPr>
+            <w:r>
+              <w:rPr>
+                <w:rFonts w:ascii="Calibri" w:eastAsia="Times New Roman" w:hAnsi="Calibri" w:cs="Calibri"/>
+                <w:color w:val="000000"/>
+                <w:sz w:val="20"/>
+                <w:szCs w:val="20"/>
+                <w:lang w:eastAsia="es-MX"/>
+              </w:rPr>
+              <w:t xml:space="preserve">Posible Solución: </w:t>
+            </w:r>
+            <w:r>
+              <w:rPr>
+                <w:rFonts w:ascii="Calibri" w:eastAsia="Times New Roman" w:hAnsi="Calibri" w:cs="Calibri"/>
+                <w:color w:val="000000"/>
+                <w:sz w:val="20"/>
+                <w:szCs w:val="20"/>
+                <w:lang w:eastAsia="es-MX"/>
+              </w:rPr>
+              <w:t>Para mejorar la consistencia y navegabilidad del diseño de la base de datos, se pro</w:t>
+            </w:r>
+            <w:r>
+              <w:rPr>
+                <w:rFonts w:ascii="Calibri" w:eastAsia="Times New Roman" w:hAnsi="Calibri" w:cs="Calibri"/>
+                <w:color w:val="000000"/>
+                <w:sz w:val="20"/>
+                <w:szCs w:val="20"/>
+                <w:lang w:eastAsia="es-MX"/>
+              </w:rPr>
+              <w:t>pondría</w:t>
+            </w:r>
+            <w:r>
+              <w:rPr>
+                <w:rFonts w:ascii="Calibri" w:eastAsia="Times New Roman" w:hAnsi="Calibri" w:cs="Calibri"/>
+                <w:color w:val="000000"/>
+                <w:sz w:val="20"/>
+                <w:szCs w:val="20"/>
+                <w:lang w:eastAsia="es-MX"/>
+              </w:rPr>
+              <w:t xml:space="preserve"> cambiar el nombre de la tabla </w:t>
+            </w:r>
+            <w:r>
+              <w:rPr>
+                <w:rFonts w:ascii="Calibri" w:eastAsia="Times New Roman" w:hAnsi="Calibri" w:cs="Calibri"/>
+                <w:color w:val="000000"/>
+                <w:sz w:val="20"/>
+                <w:szCs w:val="20"/>
+                <w:lang w:eastAsia="es-MX"/>
+              </w:rPr>
+              <w:t>“</w:t>
+            </w:r>
+            <w:r>
+              <w:rPr>
+                <w:rFonts w:ascii="Calibri" w:eastAsia="Times New Roman" w:hAnsi="Calibri" w:cs="Calibri"/>
+                <w:color w:val="000000"/>
+                <w:sz w:val="20"/>
+                <w:szCs w:val="20"/>
+                <w:lang w:eastAsia="es-MX"/>
+              </w:rPr>
+              <w:t>credenciales</w:t>
+            </w:r>
+            <w:r>
+              <w:rPr>
+                <w:rFonts w:ascii="Calibri" w:eastAsia="Times New Roman" w:hAnsi="Calibri" w:cs="Calibri"/>
+                <w:color w:val="000000"/>
+                <w:sz w:val="20"/>
+                <w:szCs w:val="20"/>
+                <w:lang w:eastAsia="es-MX"/>
+              </w:rPr>
+              <w:t>”</w:t>
+            </w:r>
+            <w:r>
+              <w:rPr>
+                <w:rFonts w:ascii="Calibri" w:eastAsia="Times New Roman" w:hAnsi="Calibri" w:cs="Calibri"/>
+                <w:color w:val="000000"/>
+                <w:sz w:val="20"/>
+                <w:szCs w:val="20"/>
+                <w:lang w:eastAsia="es-MX"/>
+              </w:rPr>
+              <w:t xml:space="preserve"> a </w:t>
+            </w:r>
+            <w:r>
+              <w:rPr>
+                <w:rFonts w:ascii="Calibri" w:eastAsia="Times New Roman" w:hAnsi="Calibri" w:cs="Calibri"/>
+                <w:color w:val="000000"/>
+                <w:sz w:val="20"/>
+                <w:szCs w:val="20"/>
+                <w:lang w:eastAsia="es-MX"/>
+              </w:rPr>
+              <w:t>“</w:t>
+            </w:r>
+            <w:r>
+              <w:rPr>
+                <w:rFonts w:ascii="Calibri" w:eastAsia="Times New Roman" w:hAnsi="Calibri" w:cs="Calibri"/>
+                <w:color w:val="000000"/>
+                <w:sz w:val="20"/>
+                <w:szCs w:val="20"/>
+                <w:lang w:eastAsia="es-MX"/>
+              </w:rPr>
+              <w:t>autenticaciones</w:t>
+            </w:r>
+            <w:r>
+              <w:rPr>
+                <w:rFonts w:ascii="Calibri" w:eastAsia="Times New Roman" w:hAnsi="Calibri" w:cs="Calibri"/>
+                <w:color w:val="000000"/>
+                <w:sz w:val="20"/>
+                <w:szCs w:val="20"/>
+                <w:lang w:eastAsia="es-MX"/>
+              </w:rPr>
+              <w:t>” o “accesos”</w:t>
+            </w:r>
+            <w:r>
+              <w:rPr>
+                <w:rFonts w:ascii="Calibri" w:eastAsia="Times New Roman" w:hAnsi="Calibri" w:cs="Calibri"/>
+                <w:color w:val="000000"/>
+                <w:sz w:val="20"/>
+                <w:szCs w:val="20"/>
+                <w:lang w:eastAsia="es-MX"/>
+              </w:rPr>
+              <w:t xml:space="preserve">. Esto se debe a que el nombre actual genera confusión con el nombre de la base de datos. </w:t>
+            </w:r>
+          </w:p>
+          <w:p>
+            <w:pPr>
+              <w:spacing w:after="0" w:line="240" w:lineRule="auto"/>
+              <w:ind w:left="1238" w:right="494"/>
+              <w:jc w:val="both"/>
+              <w:rPr>
+                <w:rFonts w:ascii="Calibri" w:eastAsia="Times New Roman" w:hAnsi="Calibri" w:cs="Calibri"/>
+                <w:b/>
+                <w:bCs/>
+                <w:color w:val="000000"/>
+                <w:sz w:val="20"/>
+                <w:szCs w:val="20"/>
+                <w:lang w:eastAsia="es-MX"/>
+              </w:rPr>
+            </w:pPr>
+            <w:r>
+              <w:rPr>
+                <w:rFonts w:ascii="Calibri" w:eastAsia="Times New Roman" w:hAnsi="Calibri" w:cs="Calibri"/>
+                <w:b/>
+                <w:bCs/>
+                <w:color w:val="000000"/>
+                <w:sz w:val="20"/>
+                <w:szCs w:val="20"/>
+                <w:lang w:eastAsia="es-MX"/>
+              </w:rPr>
+              <w:t>El nuevo nombre 'autenticaciones' es más específico y descriptivo, ya que refleja con precisión el propósito de la tabla, que es almacenar información relacionada con el proceso de autenticación de usuarios.</w:t>
+            </w:r>
+          </w:p>
+          <w:p>
+            <w:pPr>
+              <w:spacing w:after="0" w:line="240" w:lineRule="auto"/>
+              <w:ind w:left="1238" w:right="494"/>
+              <w:jc w:val="both"/>
+              <w:rPr>
+                <w:rFonts w:ascii="Calibri" w:eastAsia="Times New Roman" w:hAnsi="Calibri" w:cs="Calibri"/>
+                <w:b/>
+                <w:bCs/>
+                <w:color w:val="000000"/>
+                <w:sz w:val="20"/>
+                <w:szCs w:val="20"/>
+                <w:lang w:eastAsia="es-MX"/>
+              </w:rPr>
+            </w:pPr>
+          </w:p>
+          <w:p>
+            <w:pPr>
+              <w:pStyle w:val="ListParagraph"/>
               <w:numPr>
                 <w:ilvl w:val="0"/>
-                <w:numId w:val="19"/>
+                <w:numId w:val="24"/>
               </w:numPr>
               <w:spacing w:after="0" w:line="240" w:lineRule="auto"/>
-              <w:ind w:left="1092"/>
-              <w:rPr>
-                <w:rFonts w:ascii="Calibri" w:eastAsia="Times New Roman" w:hAnsi="Calibri" w:cs="Calibri"/>
-                <w:color w:val="000000"/>
-                <w:sz w:val="20"/>
-                <w:szCs w:val="20"/>
-                <w:lang w:eastAsia="es-MX"/>
-              </w:rPr>
-            </w:pPr>
-            <w:r>
-              <w:rPr>
-                <w:rFonts w:eastAsia="Times New Roman" w:cstheme="minorHAnsi"/>
-                <w:color w:val="000000"/>
-                <w:sz w:val="20"/>
-                <w:szCs w:val="20"/>
-                <w:lang w:eastAsia="es-MX"/>
-              </w:rPr>
-              <w:t xml:space="preserve">Al final se cumplió </w:t>
-            </w:r>
-            <w:r>
-              <w:rPr>
-                <w:rFonts w:eastAsia="Times New Roman" w:cstheme="minorHAnsi"/>
-                <w:color w:val="000000"/>
-                <w:sz w:val="20"/>
-                <w:szCs w:val="20"/>
-                <w:lang w:eastAsia="es-MX"/>
-              </w:rPr>
-              <w:t>con el objetivo</w:t>
-            </w:r>
-            <w:r>
-              <w:rPr>
-                <w:rFonts w:eastAsia="Times New Roman" w:cstheme="minorHAnsi"/>
-                <w:color w:val="000000"/>
-                <w:sz w:val="20"/>
-                <w:szCs w:val="20"/>
-                <w:lang w:eastAsia="es-MX"/>
-              </w:rPr>
-              <w:t xml:space="preserve"> inicial</w:t>
-            </w:r>
-            <w:r>
-              <w:rPr>
-                <w:rFonts w:eastAsia="Times New Roman" w:cstheme="minorHAnsi"/>
-                <w:color w:val="000000"/>
-                <w:sz w:val="20"/>
-                <w:szCs w:val="20"/>
-                <w:lang w:eastAsia="es-MX"/>
-              </w:rPr>
-              <w:t xml:space="preserve"> de </w:t>
-            </w:r>
-            <w:r>
-              <w:rPr>
-                <w:rFonts w:eastAsia="Times New Roman" w:cstheme="minorHAnsi"/>
-                <w:color w:val="000000"/>
-                <w:sz w:val="20"/>
-                <w:szCs w:val="20"/>
-                <w:lang w:eastAsia="es-MX"/>
-              </w:rPr>
-              <w:t>crear el contenedor de Docker y la</w:t>
-            </w:r>
-            <w:r>
-              <w:rPr>
-                <w:rFonts w:eastAsia="Times New Roman" w:cstheme="minorHAnsi"/>
-                <w:color w:val="000000"/>
-                <w:sz w:val="20"/>
-                <w:szCs w:val="20"/>
-                <w:lang w:eastAsia="es-MX"/>
-              </w:rPr>
-              <w:t xml:space="preserve"> base de datos con registros precargados, apta para pruebas y desarrollo.</w:t>
-            </w:r>
+              <w:ind w:left="1238" w:right="68"/>
+              <w:rPr>
+                <w:rFonts w:ascii="Calibri" w:eastAsia="Times New Roman" w:hAnsi="Calibri" w:cs="Calibri"/>
+                <w:color w:val="000000"/>
+                <w:sz w:val="20"/>
+                <w:szCs w:val="20"/>
+                <w:lang w:eastAsia="es-MX"/>
+              </w:rPr>
+            </w:pPr>
+            <w:r>
+              <w:rPr>
+                <w:rFonts w:ascii="Calibri" w:eastAsia="Times New Roman" w:hAnsi="Calibri" w:cs="Calibri"/>
+                <w:color w:val="000000"/>
+                <w:sz w:val="20"/>
+                <w:szCs w:val="20"/>
+                <w:lang w:eastAsia="es-MX"/>
+              </w:rPr>
+              <w:t xml:space="preserve">Para el </w:t>
+            </w:r>
+            <w:r>
+              <w:rPr>
+                <w:rFonts w:ascii="Calibri" w:eastAsia="Times New Roman" w:hAnsi="Calibri" w:cs="Calibri"/>
+                <w:color w:val="000000"/>
+                <w:sz w:val="20"/>
+                <w:szCs w:val="20"/>
+                <w:lang w:eastAsia="es-MX"/>
+              </w:rPr>
+              <w:t>último</w:t>
+            </w:r>
+            <w:r>
+              <w:rPr>
+                <w:rFonts w:ascii="Calibri" w:eastAsia="Times New Roman" w:hAnsi="Calibri" w:cs="Calibri"/>
+                <w:color w:val="000000"/>
+                <w:sz w:val="20"/>
+                <w:szCs w:val="20"/>
+                <w:lang w:eastAsia="es-MX"/>
+              </w:rPr>
+              <w:t xml:space="preserve"> planteamiento:</w:t>
+            </w:r>
+            <w:r>
+              <w:rPr>
+                <w:rFonts w:ascii="Calibri" w:eastAsia="Times New Roman" w:hAnsi="Calibri" w:cs="Calibri"/>
+                <w:color w:val="000000"/>
+                <w:sz w:val="20"/>
+                <w:szCs w:val="20"/>
+                <w:lang w:eastAsia="es-MX"/>
+              </w:rPr>
+              <w:br/>
+            </w:r>
+            <w:r>
+              <w:rPr>
+                <w:rFonts w:ascii="Calibri" w:eastAsia="Times New Roman" w:hAnsi="Calibri" w:cs="Calibri"/>
+                <w:b/>
+                <w:bCs/>
+                <w:color w:val="000000"/>
+                <w:sz w:val="20"/>
+                <w:szCs w:val="20"/>
+                <w:lang w:eastAsia="es-MX"/>
+              </w:rPr>
+              <w:t xml:space="preserve"> “</w:t>
+            </w:r>
+            <w:r>
+              <w:rPr>
+                <w:rFonts w:ascii="Calibri" w:eastAsia="Times New Roman" w:hAnsi="Calibri" w:cs="Calibri"/>
+                <w:b/>
+                <w:bCs/>
+                <w:color w:val="000000"/>
+                <w:sz w:val="20"/>
+                <w:szCs w:val="20"/>
+                <w:lang w:eastAsia="es-MX"/>
+              </w:rPr>
+              <w:t xml:space="preserve">Imagina que esta base de datos se utilizará para el control de trabajadores de una institución. Agrega una tabla con la </w:t>
+            </w:r>
+            <w:r>
+              <w:rPr>
+                <w:rFonts w:ascii="Calibri" w:eastAsia="Times New Roman" w:hAnsi="Calibri" w:cs="Calibri"/>
+                <w:b/>
+                <w:bCs/>
+                <w:color w:val="000000"/>
+                <w:sz w:val="20"/>
+                <w:szCs w:val="20"/>
+                <w:lang w:eastAsia="es-MX"/>
+              </w:rPr>
+              <w:t>informaci</w:t>
+            </w:r>
+            <w:r>
+              <w:rPr>
+                <w:rFonts w:ascii="Calibri" w:eastAsia="Times New Roman" w:hAnsi="Calibri" w:cs="Calibri"/>
+                <w:b/>
+                <w:bCs/>
+                <w:color w:val="000000"/>
+                <w:sz w:val="20"/>
+                <w:szCs w:val="20"/>
+                <w:lang w:eastAsia="es-MX"/>
+              </w:rPr>
+              <w:t>ó</w:t>
+            </w:r>
+            <w:r>
+              <w:rPr>
+                <w:rFonts w:ascii="Calibri" w:eastAsia="Times New Roman" w:hAnsi="Calibri" w:cs="Calibri"/>
+                <w:b/>
+                <w:bCs/>
+                <w:color w:val="000000"/>
+                <w:sz w:val="20"/>
+                <w:szCs w:val="20"/>
+                <w:lang w:eastAsia="es-MX"/>
+              </w:rPr>
+              <w:t>n</w:t>
+            </w:r>
+            <w:r>
+              <w:rPr>
+                <w:rFonts w:ascii="Calibri" w:eastAsia="Times New Roman" w:hAnsi="Calibri" w:cs="Calibri"/>
+                <w:b/>
+                <w:bCs/>
+                <w:color w:val="000000"/>
+                <w:sz w:val="20"/>
+                <w:szCs w:val="20"/>
+                <w:lang w:eastAsia="es-MX"/>
+              </w:rPr>
+              <w:t xml:space="preserve"> relacionada a </w:t>
+            </w:r>
+            <w:r>
+              <w:rPr>
+                <w:rFonts w:ascii="Calibri" w:eastAsia="Times New Roman" w:hAnsi="Calibri" w:cs="Calibri"/>
+                <w:b/>
+                <w:bCs/>
+                <w:color w:val="000000"/>
+                <w:sz w:val="20"/>
+                <w:szCs w:val="20"/>
+                <w:lang w:eastAsia="es-MX"/>
+              </w:rPr>
+              <w:t>sus</w:t>
+            </w:r>
+            <w:r>
+              <w:rPr>
+                <w:rFonts w:ascii="Calibri" w:eastAsia="Times New Roman" w:hAnsi="Calibri" w:cs="Calibri"/>
+                <w:b/>
+                <w:bCs/>
+                <w:color w:val="000000"/>
+                <w:sz w:val="20"/>
+                <w:szCs w:val="20"/>
+                <w:lang w:eastAsia="es-MX"/>
+              </w:rPr>
+              <w:t xml:space="preserve"> puestos de trabajo y </w:t>
+            </w:r>
+            <w:r>
+              <w:rPr>
+                <w:rFonts w:ascii="Calibri" w:eastAsia="Times New Roman" w:hAnsi="Calibri" w:cs="Calibri"/>
+                <w:b/>
+                <w:bCs/>
+                <w:color w:val="000000"/>
+                <w:sz w:val="20"/>
+                <w:szCs w:val="20"/>
+                <w:lang w:eastAsia="es-MX"/>
+              </w:rPr>
+              <w:t>asóciala</w:t>
+            </w:r>
+            <w:r>
+              <w:rPr>
+                <w:rFonts w:ascii="Calibri" w:eastAsia="Times New Roman" w:hAnsi="Calibri" w:cs="Calibri"/>
+                <w:b/>
+                <w:bCs/>
+                <w:color w:val="000000"/>
+                <w:sz w:val="20"/>
+                <w:szCs w:val="20"/>
+                <w:lang w:eastAsia="es-MX"/>
+              </w:rPr>
+              <w:t xml:space="preserve"> al registro del personal. Si es necesario realiza ajus</w:t>
+            </w:r>
+            <w:r>
+              <w:rPr>
+                <w:rFonts w:ascii="Calibri" w:eastAsia="Times New Roman" w:hAnsi="Calibri" w:cs="Calibri"/>
+                <w:b/>
+                <w:bCs/>
+                <w:color w:val="000000"/>
+                <w:sz w:val="20"/>
+                <w:szCs w:val="20"/>
+                <w:lang w:eastAsia="es-MX"/>
+              </w:rPr>
+              <w:t>t</w:t>
+            </w:r>
+            <w:r>
+              <w:rPr>
+                <w:rFonts w:ascii="Calibri" w:eastAsia="Times New Roman" w:hAnsi="Calibri" w:cs="Calibri"/>
+                <w:b/>
+                <w:bCs/>
+                <w:color w:val="000000"/>
+                <w:sz w:val="20"/>
+                <w:szCs w:val="20"/>
+                <w:lang w:eastAsia="es-MX"/>
+              </w:rPr>
+              <w:t>es en el diseño de la b</w:t>
+            </w:r>
+            <w:r>
+              <w:rPr>
+                <w:rFonts w:ascii="Calibri" w:eastAsia="Times New Roman" w:hAnsi="Calibri" w:cs="Calibri"/>
+                <w:b/>
+                <w:bCs/>
+                <w:color w:val="000000"/>
+                <w:sz w:val="20"/>
+                <w:szCs w:val="20"/>
+                <w:lang w:eastAsia="es-MX"/>
+              </w:rPr>
+              <w:t xml:space="preserve">ase de </w:t>
+            </w:r>
+            <w:r>
+              <w:rPr>
+                <w:rFonts w:ascii="Calibri" w:eastAsia="Times New Roman" w:hAnsi="Calibri" w:cs="Calibri"/>
+                <w:b/>
+                <w:bCs/>
+                <w:color w:val="000000"/>
+                <w:sz w:val="20"/>
+                <w:szCs w:val="20"/>
+                <w:lang w:eastAsia="es-MX"/>
+              </w:rPr>
+              <w:t>d</w:t>
+            </w:r>
+            <w:r>
+              <w:rPr>
+                <w:rFonts w:ascii="Calibri" w:eastAsia="Times New Roman" w:hAnsi="Calibri" w:cs="Calibri"/>
+                <w:b/>
+                <w:bCs/>
+                <w:color w:val="000000"/>
+                <w:sz w:val="20"/>
+                <w:szCs w:val="20"/>
+                <w:lang w:eastAsia="es-MX"/>
+              </w:rPr>
+              <w:t>atos</w:t>
+            </w:r>
+            <w:r>
+              <w:rPr>
+                <w:rFonts w:ascii="Calibri" w:eastAsia="Times New Roman" w:hAnsi="Calibri" w:cs="Calibri"/>
+                <w:b/>
+                <w:bCs/>
+                <w:color w:val="000000"/>
+                <w:sz w:val="20"/>
+                <w:szCs w:val="20"/>
+                <w:lang w:eastAsia="es-MX"/>
+              </w:rPr>
+              <w:t>.</w:t>
+            </w:r>
+            <w:r>
+              <w:rPr>
+                <w:rFonts w:ascii="Calibri" w:eastAsia="Times New Roman" w:hAnsi="Calibri" w:cs="Calibri"/>
+                <w:b/>
+                <w:bCs/>
+                <w:color w:val="000000"/>
+                <w:sz w:val="20"/>
+                <w:szCs w:val="20"/>
+                <w:lang w:eastAsia="es-MX"/>
+              </w:rPr>
+              <w:t>”</w:t>
+            </w:r>
+          </w:p>
+          <w:p>
+            <w:pPr>
+              <w:spacing w:after="0" w:line="240" w:lineRule="auto"/>
+              <w:ind w:left="1238"/>
+              <w:rPr>
+                <w:rFonts w:ascii="Calibri" w:eastAsia="Times New Roman" w:hAnsi="Calibri" w:cs="Calibri"/>
+                <w:color w:val="000000"/>
+                <w:sz w:val="20"/>
+                <w:szCs w:val="20"/>
+                <w:lang w:eastAsia="es-MX"/>
+              </w:rPr>
+            </w:pPr>
+          </w:p>
+          <w:p>
+            <w:pPr>
+              <w:spacing w:after="0" w:line="240" w:lineRule="auto"/>
+              <w:ind w:left="1238" w:right="494"/>
+              <w:rPr>
+                <w:rFonts w:ascii="Calibri" w:eastAsia="Times New Roman" w:hAnsi="Calibri" w:cs="Calibri"/>
+                <w:b/>
+                <w:bCs/>
+                <w:color w:val="000000"/>
+                <w:sz w:val="20"/>
+                <w:szCs w:val="20"/>
+                <w:lang w:eastAsia="es-MX"/>
+              </w:rPr>
+            </w:pPr>
+            <w:r>
+              <w:rPr>
+                <w:rFonts w:ascii="Calibri" w:eastAsia="Times New Roman" w:hAnsi="Calibri" w:cs="Calibri"/>
+                <w:color w:val="000000"/>
+                <w:sz w:val="20"/>
+                <w:szCs w:val="20"/>
+                <w:lang w:eastAsia="es-MX"/>
+              </w:rPr>
+              <w:t xml:space="preserve">Posible Solución: </w:t>
+            </w:r>
+            <w:r>
+              <w:t xml:space="preserve"> Se</w:t>
+            </w:r>
+            <w:r>
+              <w:rPr>
+                <w:rFonts w:ascii="Calibri" w:eastAsia="Times New Roman" w:hAnsi="Calibri" w:cs="Calibri"/>
+                <w:color w:val="000000"/>
+                <w:sz w:val="20"/>
+                <w:szCs w:val="20"/>
+                <w:lang w:eastAsia="es-MX"/>
+              </w:rPr>
+              <w:t xml:space="preserve"> propo</w:t>
+            </w:r>
+            <w:r>
+              <w:rPr>
+                <w:rFonts w:ascii="Calibri" w:eastAsia="Times New Roman" w:hAnsi="Calibri" w:cs="Calibri"/>
+                <w:color w:val="000000"/>
+                <w:sz w:val="20"/>
+                <w:szCs w:val="20"/>
+                <w:lang w:eastAsia="es-MX"/>
+              </w:rPr>
+              <w:t>ndría</w:t>
+            </w:r>
+            <w:r>
+              <w:rPr>
+                <w:rFonts w:ascii="Calibri" w:eastAsia="Times New Roman" w:hAnsi="Calibri" w:cs="Calibri"/>
+                <w:color w:val="000000"/>
+                <w:sz w:val="20"/>
+                <w:szCs w:val="20"/>
+                <w:lang w:eastAsia="es-MX"/>
+              </w:rPr>
+              <w:t xml:space="preserve"> crear una nueva tabla llamada "puestos_trabajo" y agregar una columna a la tabla "usuarios" para </w:t>
+            </w:r>
+            <w:r>
+              <w:rPr>
+                <w:rFonts w:ascii="Calibri" w:eastAsia="Times New Roman" w:hAnsi="Calibri" w:cs="Calibri"/>
+                <w:color w:val="000000"/>
+                <w:sz w:val="20"/>
+                <w:szCs w:val="20"/>
+                <w:lang w:eastAsia="es-MX"/>
+              </w:rPr>
+              <w:t>guardar</w:t>
+            </w:r>
+            <w:r>
+              <w:rPr>
+                <w:rFonts w:ascii="Calibri" w:eastAsia="Times New Roman" w:hAnsi="Calibri" w:cs="Calibri"/>
+                <w:color w:val="000000"/>
+                <w:sz w:val="20"/>
+                <w:szCs w:val="20"/>
+                <w:lang w:eastAsia="es-MX"/>
+              </w:rPr>
+              <w:t xml:space="preserve"> el ID del puesto de trabajo asignado a cada usuario.</w:t>
+            </w:r>
+          </w:p>
+          <w:p>
+            <w:pPr>
+              <w:spacing w:after="0" w:line="240" w:lineRule="auto"/>
+              <w:ind w:left="1238" w:right="494"/>
+              <w:jc w:val="both"/>
+              <w:rPr>
+                <w:rFonts w:ascii="Calibri" w:eastAsia="Times New Roman" w:hAnsi="Calibri" w:cs="Calibri"/>
+                <w:b/>
+                <w:bCs/>
+                <w:color w:val="000000"/>
+                <w:sz w:val="20"/>
+                <w:szCs w:val="20"/>
+                <w:lang w:eastAsia="es-MX"/>
+              </w:rPr>
+            </w:pPr>
+          </w:p>
+          <w:p>
+            <w:pPr>
+              <w:spacing w:after="0" w:line="240" w:lineRule="auto"/>
+              <w:ind w:left="1238" w:right="494"/>
+              <w:jc w:val="both"/>
+              <w:rPr>
+                <w:rFonts w:ascii="Calibri" w:eastAsia="Times New Roman" w:hAnsi="Calibri" w:cs="Calibri"/>
+                <w:b/>
+                <w:bCs/>
+                <w:color w:val="000000"/>
+                <w:sz w:val="20"/>
+                <w:szCs w:val="20"/>
+                <w:lang w:eastAsia="es-MX"/>
+              </w:rPr>
+            </w:pPr>
+            <w:r>
+              <w:rPr>
+                <w:rFonts w:ascii="Calibri" w:eastAsia="Times New Roman" w:hAnsi="Calibri" w:cs="Calibri"/>
+                <w:b/>
+                <w:bCs/>
+                <w:color w:val="000000"/>
+                <w:sz w:val="20"/>
+                <w:szCs w:val="20"/>
+                <w:lang w:eastAsia="es-MX"/>
+              </w:rPr>
+              <w:lastRenderedPageBreak/>
+              <w:drawing>
+                <wp:inline distT="0" distB="0" distL="0" distR="0" wp14:anchorId="3263CC02" wp14:editId="39962D10">
+                  <wp:extent cx="3078747" cy="1546994"/>
+                  <wp:effectExtent l="0" t="0" r="7620" b="0"/>
+                  <wp:docPr id="19" name="Picture 19"/>
+                  <wp:cNvGraphicFramePr>
+                    <a:graphicFrameLocks xmlns:a="http://schemas.openxmlformats.org/drawingml/2006/main" noChangeAspect="1"/>
+                  </wp:cNvGraphicFramePr>
+                  <a:graphic xmlns:a="http://schemas.openxmlformats.org/drawingml/2006/main">
+                    <a:graphicData uri="http://schemas.openxmlformats.org/drawingml/2006/picture">
+                      <pic:pic xmlns:pic="http://schemas.openxmlformats.org/drawingml/2006/picture">
+                        <pic:nvPicPr>
+                          <pic:cNvPr id="1" name=""/>
+                          <pic:cNvPicPr/>
+                        </pic:nvPicPr>
+                        <pic:blipFill>
+                          <a:blip r:embed="rId22"/>
+                          <a:stretch>
+                            <a:fillRect/>
+                          </a:stretch>
+                        </pic:blipFill>
+                        <pic:spPr>
+                          <a:xfrm>
+                            <a:off x="0" y="0"/>
+                            <a:ext cx="3078747" cy="1546994"/>
+                          </a:xfrm>
+                          <a:prstGeom prst="rect">
+                            <a:avLst/>
+                          </a:prstGeom>
+                        </pic:spPr>
+                      </pic:pic>
+                    </a:graphicData>
+                  </a:graphic>
+                </wp:inline>
+              </w:drawing>
+            </w:r>
+          </w:p>
+          <w:p>
+            <w:pPr>
+              <w:spacing w:after="0" w:line="240" w:lineRule="auto"/>
+              <w:ind w:left="1238"/>
+              <w:rPr>
+                <w:rFonts w:ascii="Calibri" w:eastAsia="Times New Roman" w:hAnsi="Calibri" w:cs="Calibri"/>
+                <w:color w:val="000000"/>
+                <w:sz w:val="20"/>
+                <w:szCs w:val="20"/>
+                <w:lang w:eastAsia="es-MX"/>
+              </w:rPr>
+            </w:pPr>
           </w:p>
         </w:tc>
         <w:tc>
@@ -5512,6 +6312,7 @@
                 <w:szCs w:val="20"/>
                 <w:lang w:eastAsia="es-MX"/>
               </w:rPr>
+              <w:lastRenderedPageBreak/>
               <w:t> </w:t>
             </w:r>
           </w:p>
@@ -5604,6 +6405,71 @@
             <w:vAlign w:val="bottom"/>
             <w:hideMark/>
           </w:tcPr>
+          <w:p>
+            <w:pPr>
+              <w:spacing w:after="0" w:line="240" w:lineRule="auto"/>
+              <w:jc w:val="center"/>
+              <w:rPr>
+                <w:rFonts w:ascii="Calibri" w:eastAsia="Times New Roman" w:hAnsi="Calibri" w:cs="Calibri"/>
+                <w:color w:val="000000"/>
+                <w:sz w:val="20"/>
+                <w:szCs w:val="20"/>
+                <w:lang w:eastAsia="es-MX"/>
+              </w:rPr>
+            </w:pPr>
+          </w:p>
+          <w:p>
+            <w:pPr>
+              <w:spacing w:after="0" w:line="240" w:lineRule="auto"/>
+              <w:jc w:val="center"/>
+              <w:rPr>
+                <w:rFonts w:ascii="Calibri" w:eastAsia="Times New Roman" w:hAnsi="Calibri" w:cs="Calibri"/>
+                <w:color w:val="000000"/>
+                <w:sz w:val="20"/>
+                <w:szCs w:val="20"/>
+                <w:lang w:eastAsia="es-MX"/>
+              </w:rPr>
+            </w:pPr>
+          </w:p>
+          <w:p>
+            <w:pPr>
+              <w:spacing w:after="0" w:line="240" w:lineRule="auto"/>
+              <w:jc w:val="center"/>
+              <w:rPr>
+                <w:rFonts w:ascii="Calibri" w:eastAsia="Times New Roman" w:hAnsi="Calibri" w:cs="Calibri"/>
+                <w:color w:val="000000"/>
+                <w:sz w:val="20"/>
+                <w:szCs w:val="20"/>
+                <w:lang w:eastAsia="es-MX"/>
+              </w:rPr>
+            </w:pPr>
+          </w:p>
+          <w:p>
+            <w:pPr>
+              <w:spacing w:after="0" w:line="240" w:lineRule="auto"/>
+              <w:jc w:val="center"/>
+              <w:rPr>
+                <w:rFonts w:ascii="Calibri" w:eastAsia="Times New Roman" w:hAnsi="Calibri" w:cs="Calibri"/>
+                <w:color w:val="000000"/>
+                <w:sz w:val="20"/>
+                <w:szCs w:val="20"/>
+                <w:lang w:eastAsia="es-MX"/>
+              </w:rPr>
+            </w:pPr>
+          </w:p>
+          <w:p>
+            <w:pPr>
+              <w:spacing w:after="0" w:line="240" w:lineRule="auto"/>
+              <w:jc w:val="center"/>
+              <w:rPr>
+                <w:rFonts w:ascii="Calibri" w:eastAsia="Times New Roman" w:hAnsi="Calibri" w:cs="Calibri"/>
+                <w:color w:val="000000"/>
+                <w:sz w:val="20"/>
+                <w:szCs w:val="20"/>
+                <w:lang w:eastAsia="es-MX"/>
+              </w:rPr>
+            </w:pPr>
+          </w:p>
           <w:p>
             <w:pPr>
               <w:spacing w:after="0" w:line="240" w:lineRule="auto"/>
@@ -7313,7 +8179,7 @@
 </file>
 
 <file path=word/numbering.xml><?xml version="1.0" encoding="utf-8"?>
-<w:numbering xmlns:wpc="http://schemas.microsoft.com/office/word/2010/wordprocessingCanvas" xmlns:cx="http://schemas.microsoft.com/office/drawing/2014/chartex" xmlns:cx1="http://schemas.microsoft.com/office/drawing/2015/9/8/chartex" xmlns:cx2="http://schemas.microsoft.com/office/drawing/2015/10/21/chartex" xmlns:cx3="http://schemas.microsoft.com/office/drawing/2016/5/9/chartex" xmlns:cx4="http://schemas.microsoft.com/office/drawing/2016/5/10/chartex" xmlns:cx5="http://schemas.microsoft.com/office/drawing/2016/5/11/chartex" xmlns:cx6="http://schemas.microsoft.com/office/drawing/2016/5/12/chartex" xmlns:cx7="http://schemas.microsoft.com/office/drawing/2016/5/13/chartex" xmlns:cx8="http://schemas.microsoft.com/office/drawing/2016/5/14/chartex" xmlns:mc="http://schemas.openxmlformats.org/markup-compatibility/2006" xmlns:aink="http://schemas.microsoft.com/office/drawing/2016/ink" xmlns:am3d="http://schemas.microsoft.com/office/drawing/2017/model3d" xmlns:o="urn:schemas-microsoft-com:office:office" xmlns:r="http://schemas.openxmlformats.org/officeDocument/2006/relationships" xmlns:m="http://schemas.openxmlformats.org/officeDocument/2006/math" xmlns:v="urn:schemas-microsoft-com:vml" xmlns:wp14="http://schemas.microsoft.com/office/word/2010/wordprocessingDrawing" xmlns:wp="http://schemas.openxmlformats.org/drawingml/2006/wordprocessingDrawing" xmlns:w10="urn:schemas-microsoft-com:office:word" xmlns:w="http://schemas.openxmlformats.org/wordprocessingml/2006/main" xmlns:w14="http://schemas.microsoft.com/office/word/2010/wordml" xmlns:w15="http://schemas.microsoft.com/office/word/2012/wordml" xmlns:w16cex="http://schemas.microsoft.com/office/word/2018/wordml/cex" xmlns:w16cid="http://schemas.microsoft.com/office/word/2016/wordml/cid" xmlns:w16="http://schemas.microsoft.com/office/word/2018/wordml" xmlns:w16sdtdh="http://schemas.microsoft.com/office/word/2020/wordml/sdtdatahash" xmlns:w16se="http://schemas.microsoft.com/office/word/2015/wordml/symex" xmlns:wpg="http://schemas.microsoft.com/office/word/2010/wordprocessingGroup" xmlns:wpi="http://schemas.microsoft.com/office/word/2010/wordprocessingInk" xmlns:wne="http://schemas.microsoft.com/office/word/2006/wordml" xmlns:wps="http://schemas.microsoft.com/office/word/2010/wordprocessingShape" mc:Ignorable="w14 w15 w16se w16cid w16 w16cex w16sdtdh wp14">
+<w:numbering xmlns:wpc="http://schemas.microsoft.com/office/word/2010/wordprocessingCanvas" xmlns:cx="http://schemas.microsoft.com/office/drawing/2014/chartex" xmlns:cx1="http://schemas.microsoft.com/office/drawing/2015/9/8/chartex" xmlns:cx2="http://schemas.microsoft.com/office/drawing/2015/10/21/chartex" xmlns:cx3="http://schemas.microsoft.com/office/drawing/2016/5/9/chartex" xmlns:cx4="http://schemas.microsoft.com/office/drawing/2016/5/10/chartex" xmlns:cx5="http://schemas.microsoft.com/office/drawing/2016/5/11/chartex" xmlns:cx6="http://schemas.microsoft.com/office/drawing/2016/5/12/chartex" xmlns:cx7="http://schemas.microsoft.com/office/drawing/2016/5/13/chartex" xmlns:cx8="http://schemas.microsoft.com/office/drawing/2016/5/14/chartex" xmlns:mc="http://schemas.openxmlformats.org/markup-compatibility/2006" xmlns:aink="http://schemas.microsoft.com/office/drawing/2016/ink" xmlns:am3d="http://schemas.microsoft.com/office/drawing/2017/model3d" xmlns:o="urn:schemas-microsoft-com:office:office" xmlns:oel="http://schemas.microsoft.com/office/2019/extlst" xmlns:r="http://schemas.openxmlformats.org/officeDocument/2006/relationships" xmlns:m="http://schemas.openxmlformats.org/officeDocument/2006/math" xmlns:v="urn:schemas-microsoft-com:vml" xmlns:wp14="http://schemas.microsoft.com/office/word/2010/wordprocessingDrawing" xmlns:wp="http://schemas.openxmlformats.org/drawingml/2006/wordprocessingDrawing" xmlns:w10="urn:schemas-microsoft-com:office:word" xmlns:w="http://schemas.openxmlformats.org/wordprocessingml/2006/main" xmlns:w14="http://schemas.microsoft.com/office/word/2010/wordml" xmlns:w15="http://schemas.microsoft.com/office/word/2012/wordml" xmlns:w16cex="http://schemas.microsoft.com/office/word/2018/wordml/cex" xmlns:w16cid="http://schemas.microsoft.com/office/word/2016/wordml/cid" xmlns:w16="http://schemas.microsoft.com/office/word/2018/wordml" xmlns:w16sdtdh="http://schemas.microsoft.com/office/word/2020/wordml/sdtdatahash" xmlns:w16se="http://schemas.microsoft.com/office/word/2015/wordml/symex" xmlns:wpg="http://schemas.microsoft.com/office/word/2010/wordprocessingGroup" xmlns:wpi="http://schemas.microsoft.com/office/word/2010/wordprocessingInk" xmlns:wne="http://schemas.microsoft.com/office/word/2006/wordml" xmlns:wps="http://schemas.microsoft.com/office/word/2010/wordprocessingShape" mc:Ignorable="w14 w15 w16se w16cid w16 w16cex w16sdtdh wp14">
   <w:abstractNum w:abstractNumId="0" w15:restartNumberingAfterBreak="0">
     <w:nsid w:val="041D7809"/>
     <w:multiLevelType w:val="hybridMultilevel"/>
@@ -9478,74 +10344,190 @@
       </w:pPr>
     </w:lvl>
   </w:abstractNum>
-  <w:num w:numId="1">
+  <w:abstractNum w:abstractNumId="23" w15:restartNumberingAfterBreak="0">
+    <w:nsid w:val="7FE24350"/>
+    <w:multiLevelType w:val="hybridMultilevel"/>
+    <w:tmpl w:val="7DB60DC8"/>
+    <w:lvl w:ilvl="0" w:tplc="04090001">
+      <w:start w:val="1"/>
+      <w:numFmt w:val="bullet"/>
+      <w:lvlText w:val=""/>
+      <w:lvlJc w:val="left"/>
+      <w:pPr>
+        <w:ind w:left="720" w:hanging="360"/>
+      </w:pPr>
+      <w:rPr>
+        <w:rFonts w:ascii="Symbol" w:hAnsi="Symbol" w:hint="default"/>
+      </w:rPr>
+    </w:lvl>
+    <w:lvl w:ilvl="1" w:tplc="04090003" w:tentative="1">
+      <w:start w:val="1"/>
+      <w:numFmt w:val="bullet"/>
+      <w:lvlText w:val="o"/>
+      <w:lvlJc w:val="left"/>
+      <w:pPr>
+        <w:ind w:left="1440" w:hanging="360"/>
+      </w:pPr>
+      <w:rPr>
+        <w:rFonts w:ascii="Courier New" w:hAnsi="Courier New" w:cs="Courier New" w:hint="default"/>
+      </w:rPr>
+    </w:lvl>
+    <w:lvl w:ilvl="2" w:tplc="04090005" w:tentative="1">
+      <w:start w:val="1"/>
+      <w:numFmt w:val="bullet"/>
+      <w:lvlText w:val=""/>
+      <w:lvlJc w:val="left"/>
+      <w:pPr>
+        <w:ind w:left="2160" w:hanging="360"/>
+      </w:pPr>
+      <w:rPr>
+        <w:rFonts w:ascii="Wingdings" w:hAnsi="Wingdings" w:hint="default"/>
+      </w:rPr>
+    </w:lvl>
+    <w:lvl w:ilvl="3" w:tplc="04090001" w:tentative="1">
+      <w:start w:val="1"/>
+      <w:numFmt w:val="bullet"/>
+      <w:lvlText w:val=""/>
+      <w:lvlJc w:val="left"/>
+      <w:pPr>
+        <w:ind w:left="2880" w:hanging="360"/>
+      </w:pPr>
+      <w:rPr>
+        <w:rFonts w:ascii="Symbol" w:hAnsi="Symbol" w:hint="default"/>
+      </w:rPr>
+    </w:lvl>
+    <w:lvl w:ilvl="4" w:tplc="04090003" w:tentative="1">
+      <w:start w:val="1"/>
+      <w:numFmt w:val="bullet"/>
+      <w:lvlText w:val="o"/>
+      <w:lvlJc w:val="left"/>
+      <w:pPr>
+        <w:ind w:left="3600" w:hanging="360"/>
+      </w:pPr>
+      <w:rPr>
+        <w:rFonts w:ascii="Courier New" w:hAnsi="Courier New" w:cs="Courier New" w:hint="default"/>
+      </w:rPr>
+    </w:lvl>
+    <w:lvl w:ilvl="5" w:tplc="04090005" w:tentative="1">
+      <w:start w:val="1"/>
+      <w:numFmt w:val="bullet"/>
+      <w:lvlText w:val=""/>
+      <w:lvlJc w:val="left"/>
+      <w:pPr>
+        <w:ind w:left="4320" w:hanging="360"/>
+      </w:pPr>
+      <w:rPr>
+        <w:rFonts w:ascii="Wingdings" w:hAnsi="Wingdings" w:hint="default"/>
+      </w:rPr>
+    </w:lvl>
+    <w:lvl w:ilvl="6" w:tplc="04090001" w:tentative="1">
+      <w:start w:val="1"/>
+      <w:numFmt w:val="bullet"/>
+      <w:lvlText w:val=""/>
+      <w:lvlJc w:val="left"/>
+      <w:pPr>
+        <w:ind w:left="5040" w:hanging="360"/>
+      </w:pPr>
+      <w:rPr>
+        <w:rFonts w:ascii="Symbol" w:hAnsi="Symbol" w:hint="default"/>
+      </w:rPr>
+    </w:lvl>
+    <w:lvl w:ilvl="7" w:tplc="04090003" w:tentative="1">
+      <w:start w:val="1"/>
+      <w:numFmt w:val="bullet"/>
+      <w:lvlText w:val="o"/>
+      <w:lvlJc w:val="left"/>
+      <w:pPr>
+        <w:ind w:left="5760" w:hanging="360"/>
+      </w:pPr>
+      <w:rPr>
+        <w:rFonts w:ascii="Courier New" w:hAnsi="Courier New" w:cs="Courier New" w:hint="default"/>
+      </w:rPr>
+    </w:lvl>
+    <w:lvl w:ilvl="8" w:tplc="04090005" w:tentative="1">
+      <w:start w:val="1"/>
+      <w:numFmt w:val="bullet"/>
+      <w:lvlText w:val=""/>
+      <w:lvlJc w:val="left"/>
+      <w:pPr>
+        <w:ind w:left="6480" w:hanging="360"/>
+      </w:pPr>
+      <w:rPr>
+        <w:rFonts w:ascii="Wingdings" w:hAnsi="Wingdings" w:hint="default"/>
+      </w:rPr>
+    </w:lvl>
+  </w:abstractNum>
+  <w:num w:numId="1" w16cid:durableId="1435517611">
     <w:abstractNumId w:val="10"/>
   </w:num>
-  <w:num w:numId="2">
+  <w:num w:numId="2" w16cid:durableId="1354069033">
     <w:abstractNumId w:val="8"/>
   </w:num>
-  <w:num w:numId="3">
+  <w:num w:numId="3" w16cid:durableId="1255936031">
     <w:abstractNumId w:val="14"/>
   </w:num>
-  <w:num w:numId="4">
+  <w:num w:numId="4" w16cid:durableId="907376636">
     <w:abstractNumId w:val="17"/>
   </w:num>
-  <w:num w:numId="5">
+  <w:num w:numId="5" w16cid:durableId="407846630">
     <w:abstractNumId w:val="19"/>
   </w:num>
-  <w:num w:numId="6">
+  <w:num w:numId="6" w16cid:durableId="1425418516">
     <w:abstractNumId w:val="1"/>
   </w:num>
-  <w:num w:numId="7">
+  <w:num w:numId="7" w16cid:durableId="564219473">
     <w:abstractNumId w:val="4"/>
   </w:num>
-  <w:num w:numId="8">
+  <w:num w:numId="8" w16cid:durableId="6755973">
     <w:abstractNumId w:val="22"/>
   </w:num>
-  <w:num w:numId="9">
+  <w:num w:numId="9" w16cid:durableId="396168730">
     <w:abstractNumId w:val="12"/>
   </w:num>
-  <w:num w:numId="10">
+  <w:num w:numId="10" w16cid:durableId="719090908">
     <w:abstractNumId w:val="7"/>
   </w:num>
-  <w:num w:numId="11">
+  <w:num w:numId="11" w16cid:durableId="556204755">
     <w:abstractNumId w:val="9"/>
   </w:num>
-  <w:num w:numId="12">
+  <w:num w:numId="12" w16cid:durableId="930236343">
     <w:abstractNumId w:val="15"/>
   </w:num>
-  <w:num w:numId="13">
+  <w:num w:numId="13" w16cid:durableId="1955601434">
     <w:abstractNumId w:val="5"/>
   </w:num>
-  <w:num w:numId="14">
+  <w:num w:numId="14" w16cid:durableId="441729108">
     <w:abstractNumId w:val="3"/>
   </w:num>
-  <w:num w:numId="15">
+  <w:num w:numId="15" w16cid:durableId="211423001">
     <w:abstractNumId w:val="16"/>
   </w:num>
-  <w:num w:numId="16">
+  <w:num w:numId="16" w16cid:durableId="186187977">
     <w:abstractNumId w:val="18"/>
   </w:num>
-  <w:num w:numId="17">
+  <w:num w:numId="17" w16cid:durableId="1246691604">
     <w:abstractNumId w:val="2"/>
   </w:num>
-  <w:num w:numId="18">
+  <w:num w:numId="18" w16cid:durableId="490677108">
     <w:abstractNumId w:val="21"/>
   </w:num>
-  <w:num w:numId="19">
+  <w:num w:numId="19" w16cid:durableId="383676257">
     <w:abstractNumId w:val="20"/>
   </w:num>
-  <w:num w:numId="20">
+  <w:num w:numId="20" w16cid:durableId="717047224">
     <w:abstractNumId w:val="11"/>
   </w:num>
-  <w:num w:numId="21">
+  <w:num w:numId="21" w16cid:durableId="1787695478">
     <w:abstractNumId w:val="13"/>
   </w:num>
-  <w:num w:numId="22">
+  <w:num w:numId="22" w16cid:durableId="1780493744">
     <w:abstractNumId w:val="0"/>
   </w:num>
-  <w:num w:numId="23">
+  <w:num w:numId="23" w16cid:durableId="962542745">
     <w:abstractNumId w:val="6"/>
+  </w:num>
+  <w:num w:numId="24" w16cid:durableId="1509910491">
+    <w:abstractNumId w:val="23"/>
   </w:num>
 </w:numbering>
 </file>
@@ -9948,14 +10930,15 @@
   <w:style w:type="paragraph" w:default="1" w:styleId="Normal">
     <w:name w:val="Normal"/>
     <w:qFormat/>
+    <w:rsid w:val="003F2B89"/>
   </w:style>
-  <w:style w:type="character" w:default="1" w:styleId="Fuentedeprrafopredeter">
+  <w:style w:type="character" w:default="1" w:styleId="DefaultParagraphFont">
     <w:name w:val="Default Paragraph Font"/>
     <w:uiPriority w:val="1"/>
     <w:semiHidden/>
     <w:unhideWhenUsed/>
   </w:style>
-  <w:style w:type="table" w:default="1" w:styleId="Tablanormal">
+  <w:style w:type="table" w:default="1" w:styleId="TableNormal">
     <w:name w:val="Normal Table"/>
     <w:uiPriority w:val="99"/>
     <w:semiHidden/>
@@ -9970,15 +10953,15 @@
       </w:tblCellMar>
     </w:tblPr>
   </w:style>
-  <w:style w:type="numbering" w:default="1" w:styleId="Sinlista">
+  <w:style w:type="numbering" w:default="1" w:styleId="NoList">
     <w:name w:val="No List"/>
     <w:uiPriority w:val="99"/>
     <w:semiHidden/>
     <w:unhideWhenUsed/>
   </w:style>
-  <w:style w:type="character" w:styleId="Hipervnculo">
+  <w:style w:type="character" w:styleId="Hyperlink">
     <w:name w:val="Hyperlink"/>
-    <w:basedOn w:val="Fuentedeprrafopredeter"/>
+    <w:basedOn w:val="DefaultParagraphFont"/>
     <w:uiPriority w:val="99"/>
     <w:semiHidden/>
     <w:unhideWhenUsed/>
@@ -9988,9 +10971,9 @@
       <w:u w:val="single"/>
     </w:rPr>
   </w:style>
-  <w:style w:type="character" w:styleId="Hipervnculovisitado">
+  <w:style w:type="character" w:styleId="FollowedHyperlink">
     <w:name w:val="FollowedHyperlink"/>
-    <w:basedOn w:val="Fuentedeprrafopredeter"/>
+    <w:basedOn w:val="DefaultParagraphFont"/>
     <w:uiPriority w:val="99"/>
     <w:semiHidden/>
     <w:unhideWhenUsed/>
@@ -10522,7 +11505,7 @@
       <w:lang w:eastAsia="es-MX"/>
     </w:rPr>
   </w:style>
-  <w:style w:type="paragraph" w:styleId="Prrafodelista">
+  <w:style w:type="paragraph" w:styleId="ListParagraph">
     <w:name w:val="List Paragraph"/>
     <w:basedOn w:val="Normal"/>
     <w:uiPriority w:val="34"/>
@@ -10533,9 +11516,9 @@
       <w:contextualSpacing/>
     </w:pPr>
   </w:style>
-  <w:style w:type="character" w:styleId="Textoennegrita">
+  <w:style w:type="character" w:styleId="Strong">
     <w:name w:val="Strong"/>
-    <w:basedOn w:val="Fuentedeprrafopredeter"/>
+    <w:basedOn w:val="DefaultParagraphFont"/>
     <w:uiPriority w:val="22"/>
     <w:qFormat/>
     <w:rsid w:val="00381C14"/>
